--- a/contracts/PECH_FULL_TIME_EMPLOYMENT_CONTRACT.docx
+++ b/contracts/PECH_FULL_TIME_EMPLOYMENT_CONTRACT.docx
@@ -4,6 +4,62 @@
   <w:body>
     <w:p>
       <w:pPr>
+        <w:pBdr>
+          <w:top w:val="single" w:sz="12" w:space="1" w:color="00BFFF"/>
+          <w:bottom w:val="single" w:sz="36" w:space="0" w:color="F5A623"/>
+        </w:pBdr>
+        <w:spacing w:before="0" w:after="240"/>
+      </w:pPr>
+    </w:p>
+    <w:p>
+      <w:pPr>
+        <w:pBdr>
+          <w:bottom w:val="single" w:sz="6" w:space="1" w:color="00BFFF"/>
+        </w:pBdr>
+        <w:spacing w:before="0" w:after="120"/>
+      </w:pPr>
+    </w:p>
+    <w:p>
+      <w:pPr>
+        <w:jc w:val="center"/>
+        <w:spacing w:before="0" w:after="60"/>
+      </w:pPr>
+      <w:r>
+        <w:rPr>
+          <w:i/>
+          <w:color w:val="E08A00"/>
+          <w:sz w:val="18"/>
+          <w:szCs w:val="18"/>
+        </w:rPr>
+        <w:t>Technology &amp; Infrastructure Enablers for Africa</w:t>
+      </w:r>
+    </w:p>
+    <w:p>
+      <w:pPr>
+        <w:jc w:val="center"/>
+        <w:spacing w:before="200" w:after="40"/>
+      </w:pPr>
+      <w:r>
+        <w:rPr>
+          <w:b/>
+          <w:color w:val="0099CC"/>
+          <w:sz w:val="28"/>
+          <w:szCs w:val="28"/>
+        </w:rPr>
+        <w:t>PECH GROUP HOLDINGS LTD</w:t>
+      </w:r>
+    </w:p>
+    <w:p>
+      <w:pPr>
+        <w:pBdr>
+          <w:top w:val="single" w:sz="36" w:space="0" w:color="F5A623"/>
+          <w:bottom w:val="single" w:sz="12" w:space="1" w:color="00BFFF"/>
+        </w:pBdr>
+        <w:spacing w:after="0"/>
+      </w:pPr>
+    </w:p>
+    <w:p>
+      <w:pPr>
         <w:pStyle w:val="Title"/>
       </w:pPr>
       <w:r>
@@ -52,8 +108,19 @@
     <w:p>
       <w:pPr>
         <w:pStyle w:val="Heading1"/>
-      </w:pPr>
-      <w:r>
+        <w:rPr>
+          <w:color w:val="0099CC"/>
+        </w:rPr>
+        <w:pBdr>
+          <w:bottom w:val="single" w:sz="18" w:space="2" w:color="F5A623"/>
+        </w:pBdr>
+      </w:pPr>
+      <w:r>
+        <w:rPr>
+          <w:b/>
+          <w:color w:val="0099CC"/>
+          <w:sz w:val="44"/>
+        </w:rPr>
         <w:t xml:space="preserve">PECH GROUP HOLDINGS LTD</w:t>
       </w:r>
     </w:p>
@@ -99,9 +166,29 @@
     <w:bookmarkStart w:id="21" w:name="employment-contract"/>
     <w:p>
       <w:pPr>
+        <w:pBdr>
+          <w:top w:val="single" w:sz="18" w:space="1" w:color="F5A623"/>
+          <w:bottom w:val="single" w:sz="6" w:space="1" w:color="0099CC"/>
+        </w:pBdr>
+        <w:spacing w:before="200" w:after="200"/>
+      </w:pPr>
+    </w:p>
+    <w:p>
+      <w:pPr>
         <w:pStyle w:val="Heading2"/>
-      </w:pPr>
-      <w:r>
+        <w:rPr>
+          <w:color w:val="0099CC"/>
+        </w:rPr>
+        <w:pBdr>
+          <w:bottom w:val="single" w:sz="6" w:space="2" w:color="00BFFF"/>
+        </w:pBdr>
+      </w:pPr>
+      <w:r>
+        <w:rPr>
+          <w:b/>
+          <w:color w:val="0099CC"/>
+          <w:sz w:val="32"/>
+        </w:rPr>
         <w:t xml:space="preserve">EMPLOYMENT CONTRACT</w:t>
       </w:r>
     </w:p>
@@ -468,9 +555,29 @@
     <w:bookmarkStart w:id="22" w:name="definitions-and-interpretation"/>
     <w:p>
       <w:pPr>
+        <w:pBdr>
+          <w:top w:val="single" w:sz="18" w:space="1" w:color="F5A623"/>
+          <w:bottom w:val="single" w:sz="6" w:space="1" w:color="0099CC"/>
+        </w:pBdr>
+        <w:spacing w:before="200" w:after="200"/>
+      </w:pPr>
+    </w:p>
+    <w:p>
+      <w:pPr>
         <w:pStyle w:val="Heading2"/>
-      </w:pPr>
-      <w:r>
+        <w:rPr>
+          <w:color w:val="0099CC"/>
+        </w:rPr>
+        <w:pBdr>
+          <w:bottom w:val="single" w:sz="6" w:space="2" w:color="00BFFF"/>
+        </w:pBdr>
+      </w:pPr>
+      <w:r>
+        <w:rPr>
+          <w:b/>
+          <w:color w:val="0099CC"/>
+          <w:sz w:val="32"/>
+        </w:rPr>
         <w:t xml:space="preserve">1. DEFINITIONS AND INTERPRETATION</w:t>
       </w:r>
     </w:p>
@@ -488,6 +595,14 @@
         <w:tblW w:type="pct" w:w="5000"/>
         <w:tblLook w:firstRow="1" w:lastRow="0" w:firstColumn="0" w:lastColumn="0" w:noHBand="0" w:noVBand="0" w:val="0020"/>
         <w:jc w:val="start"/>
+        <w:tblBorders>
+          <w:top w:val="single" w:sz="4" w:space="0" w:color="B0D4E8"/>
+          <w:left w:val="single" w:sz="4" w:space="0" w:color="B0D4E8"/>
+          <w:bottom w:val="single" w:sz="4" w:space="0" w:color="B0D4E8"/>
+          <w:right w:val="single" w:sz="4" w:space="0" w:color="B0D4E8"/>
+          <w:insideH w:val="single" w:sz="4" w:space="0" w:color="B0D4E8"/>
+          <w:insideV w:val="single" w:sz="4" w:space="0" w:color="B0D4E8"/>
+        </w:tblBorders>
       </w:tblPr>
       <w:tblGrid>
         <w:gridCol w:w="2795"/>
@@ -498,25 +613,39 @@
           <w:tblHeader w:val="true"/>
         </w:trPr>
         <w:tc>
-          <w:tcPr/>
+          <w:tcPr>
+            <w:shd w:fill="0099CC" w:val="clear"/>
+          </w:tcPr>
           <w:p>
             <w:pPr>
               <w:pStyle w:val="Compact"/>
               <w:jc w:val="left"/>
             </w:pPr>
             <w:r>
+              <w:rPr>
+                <w:b/>
+                <w:color w:val="FFFFFF"/>
+                <w:sz w:val="20"/>
+              </w:rPr>
               <w:t xml:space="preserve">Term</w:t>
             </w:r>
           </w:p>
         </w:tc>
         <w:tc>
-          <w:tcPr/>
+          <w:tcPr>
+            <w:shd w:fill="0099CC" w:val="clear"/>
+          </w:tcPr>
           <w:p>
             <w:pPr>
               <w:pStyle w:val="Compact"/>
               <w:jc w:val="left"/>
             </w:pPr>
             <w:r>
+              <w:rPr>
+                <w:b/>
+                <w:color w:val="FFFFFF"/>
+                <w:sz w:val="20"/>
+              </w:rPr>
               <w:t xml:space="preserve">Definition</w:t>
             </w:r>
           </w:p>
@@ -524,7 +653,9 @@
       </w:tr>
       <w:tr>
         <w:tc>
-          <w:tcPr/>
+          <w:tcPr>
+            <w:shd w:fill="FFFFFF" w:val="clear"/>
+          </w:tcPr>
           <w:p>
             <w:pPr>
               <w:pStyle w:val="Compact"/>
@@ -534,19 +665,27 @@
               <w:rPr>
                 <w:bCs/>
                 <w:b/>
+                <w:color w:val="1A1A1A"/>
+                <w:sz w:val="19"/>
               </w:rPr>
               <w:t xml:space="preserve">Business Day</w:t>
             </w:r>
           </w:p>
         </w:tc>
         <w:tc>
-          <w:tcPr/>
+          <w:tcPr>
+            <w:shd w:fill="FFFFFF" w:val="clear"/>
+          </w:tcPr>
           <w:p>
             <w:pPr>
               <w:pStyle w:val="Compact"/>
               <w:jc w:val="left"/>
             </w:pPr>
             <w:r>
+              <w:rPr>
+                <w:color w:val="1A1A1A"/>
+                <w:sz w:val="19"/>
+              </w:rPr>
               <w:t xml:space="preserve">Any day other than a Saturday, Sunday, or public holiday in Nigeria</w:t>
             </w:r>
           </w:p>
@@ -554,7 +693,9 @@
       </w:tr>
       <w:tr>
         <w:tc>
-          <w:tcPr/>
+          <w:tcPr>
+            <w:shd w:fill="E8F8FF" w:val="clear"/>
+          </w:tcPr>
           <w:p>
             <w:pPr>
               <w:pStyle w:val="Compact"/>
@@ -564,19 +705,27 @@
               <w:rPr>
                 <w:bCs/>
                 <w:b/>
+                <w:color w:val="1A1A1A"/>
+                <w:sz w:val="19"/>
               </w:rPr>
               <w:t xml:space="preserve">Commencement Date</w:t>
             </w:r>
           </w:p>
         </w:tc>
         <w:tc>
-          <w:tcPr/>
+          <w:tcPr>
+            <w:shd w:fill="E8F8FF" w:val="clear"/>
+          </w:tcPr>
           <w:p>
             <w:pPr>
               <w:pStyle w:val="Compact"/>
               <w:jc w:val="left"/>
             </w:pPr>
             <w:r>
+              <w:rPr>
+                <w:color w:val="1A1A1A"/>
+                <w:sz w:val="19"/>
+              </w:rPr>
               <w:t xml:space="preserve">The date specified in Clause 3.1</w:t>
             </w:r>
           </w:p>
@@ -584,7 +733,9 @@
       </w:tr>
       <w:tr>
         <w:tc>
-          <w:tcPr/>
+          <w:tcPr>
+            <w:shd w:fill="FFFFFF" w:val="clear"/>
+          </w:tcPr>
           <w:p>
             <w:pPr>
               <w:pStyle w:val="Compact"/>
@@ -594,19 +745,27 @@
               <w:rPr>
                 <w:bCs/>
                 <w:b/>
+                <w:color w:val="1A1A1A"/>
+                <w:sz w:val="19"/>
               </w:rPr>
               <w:t xml:space="preserve">Confidential Information</w:t>
             </w:r>
           </w:p>
         </w:tc>
         <w:tc>
-          <w:tcPr/>
+          <w:tcPr>
+            <w:shd w:fill="FFFFFF" w:val="clear"/>
+          </w:tcPr>
           <w:p>
             <w:pPr>
               <w:pStyle w:val="Compact"/>
               <w:jc w:val="left"/>
             </w:pPr>
             <w:r>
+              <w:rPr>
+                <w:color w:val="1A1A1A"/>
+                <w:sz w:val="19"/>
+              </w:rPr>
               <w:t xml:space="preserve">As defined in Clause 12.1</w:t>
             </w:r>
           </w:p>
@@ -614,7 +773,9 @@
       </w:tr>
       <w:tr>
         <w:tc>
-          <w:tcPr/>
+          <w:tcPr>
+            <w:shd w:fill="E8F8FF" w:val="clear"/>
+          </w:tcPr>
           <w:p>
             <w:pPr>
               <w:pStyle w:val="Compact"/>
@@ -624,19 +785,27 @@
               <w:rPr>
                 <w:bCs/>
                 <w:b/>
+                <w:color w:val="1A1A1A"/>
+                <w:sz w:val="19"/>
               </w:rPr>
               <w:t xml:space="preserve">Group</w:t>
             </w:r>
           </w:p>
         </w:tc>
         <w:tc>
-          <w:tcPr/>
+          <w:tcPr>
+            <w:shd w:fill="E8F8FF" w:val="clear"/>
+          </w:tcPr>
           <w:p>
             <w:pPr>
               <w:pStyle w:val="Compact"/>
               <w:jc w:val="left"/>
             </w:pPr>
             <w:r>
+              <w:rPr>
+                <w:color w:val="1A1A1A"/>
+                <w:sz w:val="19"/>
+              </w:rPr>
               <w:t xml:space="preserve">PECH Group Holdings Ltd and any subsidiary, affiliate, or associated company</w:t>
             </w:r>
           </w:p>
@@ -644,7 +813,9 @@
       </w:tr>
       <w:tr>
         <w:tc>
-          <w:tcPr/>
+          <w:tcPr>
+            <w:shd w:fill="FFFFFF" w:val="clear"/>
+          </w:tcPr>
           <w:p>
             <w:pPr>
               <w:pStyle w:val="Compact"/>
@@ -654,19 +825,27 @@
               <w:rPr>
                 <w:bCs/>
                 <w:b/>
+                <w:color w:val="1A1A1A"/>
+                <w:sz w:val="19"/>
               </w:rPr>
               <w:t xml:space="preserve">Intellectual Property</w:t>
             </w:r>
           </w:p>
         </w:tc>
         <w:tc>
-          <w:tcPr/>
+          <w:tcPr>
+            <w:shd w:fill="FFFFFF" w:val="clear"/>
+          </w:tcPr>
           <w:p>
             <w:pPr>
               <w:pStyle w:val="Compact"/>
               <w:jc w:val="left"/>
             </w:pPr>
             <w:r>
+              <w:rPr>
+                <w:color w:val="1A1A1A"/>
+                <w:sz w:val="19"/>
+              </w:rPr>
               <w:t xml:space="preserve">All patents, copyrights, trademarks, trade secrets, designs, inventions, algorithms, source code, databases, know-how, and all other intellectual property rights</w:t>
             </w:r>
           </w:p>
@@ -674,7 +853,9 @@
       </w:tr>
       <w:tr>
         <w:tc>
-          <w:tcPr/>
+          <w:tcPr>
+            <w:shd w:fill="E8F8FF" w:val="clear"/>
+          </w:tcPr>
           <w:p>
             <w:pPr>
               <w:pStyle w:val="Compact"/>
@@ -684,19 +865,27 @@
               <w:rPr>
                 <w:bCs/>
                 <w:b/>
+                <w:color w:val="1A1A1A"/>
+                <w:sz w:val="19"/>
               </w:rPr>
               <w:t xml:space="preserve">Probationary Period</w:t>
             </w:r>
           </w:p>
         </w:tc>
         <w:tc>
-          <w:tcPr/>
+          <w:tcPr>
+            <w:shd w:fill="E8F8FF" w:val="clear"/>
+          </w:tcPr>
           <w:p>
             <w:pPr>
               <w:pStyle w:val="Compact"/>
               <w:jc w:val="left"/>
             </w:pPr>
             <w:r>
+              <w:rPr>
+                <w:color w:val="1A1A1A"/>
+                <w:sz w:val="19"/>
+              </w:rPr>
               <w:t xml:space="preserve">The period specified in Clause 3.2</w:t>
             </w:r>
           </w:p>
@@ -704,7 +893,9 @@
       </w:tr>
       <w:tr>
         <w:tc>
-          <w:tcPr/>
+          <w:tcPr>
+            <w:shd w:fill="FFFFFF" w:val="clear"/>
+          </w:tcPr>
           <w:p>
             <w:pPr>
               <w:pStyle w:val="Compact"/>
@@ -714,19 +905,27 @@
               <w:rPr>
                 <w:bCs/>
                 <w:b/>
+                <w:color w:val="1A1A1A"/>
+                <w:sz w:val="19"/>
               </w:rPr>
               <w:t xml:space="preserve">Gross Misconduct</w:t>
             </w:r>
           </w:p>
         </w:tc>
         <w:tc>
-          <w:tcPr/>
+          <w:tcPr>
+            <w:shd w:fill="FFFFFF" w:val="clear"/>
+          </w:tcPr>
           <w:p>
             <w:pPr>
               <w:pStyle w:val="Compact"/>
               <w:jc w:val="left"/>
             </w:pPr>
             <w:r>
+              <w:rPr>
+                <w:color w:val="1A1A1A"/>
+                <w:sz w:val="19"/>
+              </w:rPr>
               <w:t xml:space="preserve">As defined in Clause 18.3</w:t>
             </w:r>
           </w:p>
@@ -744,9 +943,29 @@
     <w:bookmarkStart w:id="23" w:name="appointment-and-position"/>
     <w:p>
       <w:pPr>
+        <w:pBdr>
+          <w:top w:val="single" w:sz="18" w:space="1" w:color="F5A623"/>
+          <w:bottom w:val="single" w:sz="6" w:space="1" w:color="0099CC"/>
+        </w:pBdr>
+        <w:spacing w:before="200" w:after="200"/>
+      </w:pPr>
+    </w:p>
+    <w:p>
+      <w:pPr>
         <w:pStyle w:val="Heading2"/>
-      </w:pPr>
-      <w:r>
+        <w:rPr>
+          <w:color w:val="0099CC"/>
+        </w:rPr>
+        <w:pBdr>
+          <w:bottom w:val="single" w:sz="6" w:space="2" w:color="00BFFF"/>
+        </w:pBdr>
+      </w:pPr>
+      <w:r>
+        <w:rPr>
+          <w:b/>
+          <w:color w:val="0099CC"/>
+          <w:sz w:val="32"/>
+        </w:rPr>
         <w:t xml:space="preserve">2. APPOINTMENT AND POSITION</w:t>
       </w:r>
     </w:p>
@@ -863,9 +1082,29 @@
     <w:bookmarkStart w:id="24" w:name="commencement-and-probation"/>
     <w:p>
       <w:pPr>
+        <w:pBdr>
+          <w:top w:val="single" w:sz="18" w:space="1" w:color="F5A623"/>
+          <w:bottom w:val="single" w:sz="6" w:space="1" w:color="0099CC"/>
+        </w:pBdr>
+        <w:spacing w:before="200" w:after="200"/>
+      </w:pPr>
+    </w:p>
+    <w:p>
+      <w:pPr>
         <w:pStyle w:val="Heading2"/>
-      </w:pPr>
-      <w:r>
+        <w:rPr>
+          <w:color w:val="0099CC"/>
+        </w:rPr>
+        <w:pBdr>
+          <w:bottom w:val="single" w:sz="6" w:space="2" w:color="00BFFF"/>
+        </w:pBdr>
+      </w:pPr>
+      <w:r>
+        <w:rPr>
+          <w:b/>
+          <w:color w:val="0099CC"/>
+          <w:sz w:val="32"/>
+        </w:rPr>
         <w:t xml:space="preserve">3. COMMENCEMENT AND PROBATION</w:t>
       </w:r>
     </w:p>
@@ -990,9 +1229,29 @@
     <w:bookmarkStart w:id="25" w:name="place-of-work"/>
     <w:p>
       <w:pPr>
+        <w:pBdr>
+          <w:top w:val="single" w:sz="18" w:space="1" w:color="F5A623"/>
+          <w:bottom w:val="single" w:sz="6" w:space="1" w:color="0099CC"/>
+        </w:pBdr>
+        <w:spacing w:before="200" w:after="200"/>
+      </w:pPr>
+    </w:p>
+    <w:p>
+      <w:pPr>
         <w:pStyle w:val="Heading2"/>
-      </w:pPr>
-      <w:r>
+        <w:rPr>
+          <w:color w:val="0099CC"/>
+        </w:rPr>
+        <w:pBdr>
+          <w:bottom w:val="single" w:sz="6" w:space="2" w:color="00BFFF"/>
+        </w:pBdr>
+      </w:pPr>
+      <w:r>
+        <w:rPr>
+          <w:b/>
+          <w:color w:val="0099CC"/>
+          <w:sz w:val="32"/>
+        </w:rPr>
         <w:t xml:space="preserve">4. PLACE OF WORK</w:t>
       </w:r>
     </w:p>
@@ -1055,9 +1314,29 @@
     <w:bookmarkStart w:id="26" w:name="working-hours"/>
     <w:p>
       <w:pPr>
+        <w:pBdr>
+          <w:top w:val="single" w:sz="18" w:space="1" w:color="F5A623"/>
+          <w:bottom w:val="single" w:sz="6" w:space="1" w:color="0099CC"/>
+        </w:pBdr>
+        <w:spacing w:before="200" w:after="200"/>
+      </w:pPr>
+    </w:p>
+    <w:p>
+      <w:pPr>
         <w:pStyle w:val="Heading2"/>
-      </w:pPr>
-      <w:r>
+        <w:rPr>
+          <w:color w:val="0099CC"/>
+        </w:rPr>
+        <w:pBdr>
+          <w:bottom w:val="single" w:sz="6" w:space="2" w:color="00BFFF"/>
+        </w:pBdr>
+      </w:pPr>
+      <w:r>
+        <w:rPr>
+          <w:b/>
+          <w:color w:val="0099CC"/>
+          <w:sz w:val="32"/>
+        </w:rPr>
         <w:t xml:space="preserve">5. WORKING HOURS</w:t>
       </w:r>
     </w:p>
@@ -1120,9 +1399,29 @@
     <w:bookmarkStart w:id="27" w:name="remuneration"/>
     <w:p>
       <w:pPr>
+        <w:pBdr>
+          <w:top w:val="single" w:sz="18" w:space="1" w:color="F5A623"/>
+          <w:bottom w:val="single" w:sz="6" w:space="1" w:color="0099CC"/>
+        </w:pBdr>
+        <w:spacing w:before="200" w:after="200"/>
+      </w:pPr>
+    </w:p>
+    <w:p>
+      <w:pPr>
         <w:pStyle w:val="Heading2"/>
-      </w:pPr>
-      <w:r>
+        <w:rPr>
+          <w:color w:val="0099CC"/>
+        </w:rPr>
+        <w:pBdr>
+          <w:bottom w:val="single" w:sz="6" w:space="2" w:color="00BFFF"/>
+        </w:pBdr>
+      </w:pPr>
+      <w:r>
+        <w:rPr>
+          <w:b/>
+          <w:color w:val="0099CC"/>
+          <w:sz w:val="32"/>
+        </w:rPr>
         <w:t xml:space="preserve">6. REMUNERATION</w:t>
       </w:r>
     </w:p>
@@ -1375,9 +1674,29 @@
     <w:bookmarkStart w:id="28" w:name="X34b723a3530a9f5bde64d0448d76e1d8bd72b09"/>
     <w:p>
       <w:pPr>
+        <w:pBdr>
+          <w:top w:val="single" w:sz="18" w:space="1" w:color="F5A623"/>
+          <w:bottom w:val="single" w:sz="6" w:space="1" w:color="0099CC"/>
+        </w:pBdr>
+        <w:spacing w:before="200" w:after="200"/>
+      </w:pPr>
+    </w:p>
+    <w:p>
+      <w:pPr>
         <w:pStyle w:val="Heading2"/>
-      </w:pPr>
-      <w:r>
+        <w:rPr>
+          <w:color w:val="0099CC"/>
+        </w:rPr>
+        <w:pBdr>
+          <w:bottom w:val="single" w:sz="6" w:space="2" w:color="00BFFF"/>
+        </w:pBdr>
+      </w:pPr>
+      <w:r>
+        <w:rPr>
+          <w:b/>
+          <w:color w:val="0099CC"/>
+          <w:sz w:val="32"/>
+        </w:rPr>
         <w:t xml:space="preserve">7. EQUITY AND STOCK OPTIONS (WHERE APPLICABLE)</w:t>
       </w:r>
     </w:p>
@@ -1579,9 +1898,29 @@
     <w:bookmarkStart w:id="29" w:name="statutory-benefits"/>
     <w:p>
       <w:pPr>
+        <w:pBdr>
+          <w:top w:val="single" w:sz="18" w:space="1" w:color="F5A623"/>
+          <w:bottom w:val="single" w:sz="6" w:space="1" w:color="0099CC"/>
+        </w:pBdr>
+        <w:spacing w:before="200" w:after="200"/>
+      </w:pPr>
+    </w:p>
+    <w:p>
+      <w:pPr>
         <w:pStyle w:val="Heading2"/>
-      </w:pPr>
-      <w:r>
+        <w:rPr>
+          <w:color w:val="0099CC"/>
+        </w:rPr>
+        <w:pBdr>
+          <w:bottom w:val="single" w:sz="6" w:space="2" w:color="00BFFF"/>
+        </w:pBdr>
+      </w:pPr>
+      <w:r>
+        <w:rPr>
+          <w:b/>
+          <w:color w:val="0099CC"/>
+          <w:sz w:val="32"/>
+        </w:rPr>
         <w:t xml:space="preserve">8. STATUTORY BENEFITS</w:t>
       </w:r>
     </w:p>
@@ -1700,9 +2039,29 @@
     <w:bookmarkStart w:id="30" w:name="additional-benefits"/>
     <w:p>
       <w:pPr>
+        <w:pBdr>
+          <w:top w:val="single" w:sz="18" w:space="1" w:color="F5A623"/>
+          <w:bottom w:val="single" w:sz="6" w:space="1" w:color="0099CC"/>
+        </w:pBdr>
+        <w:spacing w:before="200" w:after="200"/>
+      </w:pPr>
+    </w:p>
+    <w:p>
+      <w:pPr>
         <w:pStyle w:val="Heading2"/>
-      </w:pPr>
-      <w:r>
+        <w:rPr>
+          <w:color w:val="0099CC"/>
+        </w:rPr>
+        <w:pBdr>
+          <w:bottom w:val="single" w:sz="6" w:space="2" w:color="00BFFF"/>
+        </w:pBdr>
+      </w:pPr>
+      <w:r>
+        <w:rPr>
+          <w:b/>
+          <w:color w:val="0099CC"/>
+          <w:sz w:val="32"/>
+        </w:rPr>
         <w:t xml:space="preserve">9. ADDITIONAL BENEFITS</w:t>
       </w:r>
     </w:p>
@@ -1861,9 +2220,29 @@
     <w:bookmarkStart w:id="31" w:name="intellectual-property-assignment"/>
     <w:p>
       <w:pPr>
+        <w:pBdr>
+          <w:top w:val="single" w:sz="18" w:space="1" w:color="F5A623"/>
+          <w:bottom w:val="single" w:sz="6" w:space="1" w:color="0099CC"/>
+        </w:pBdr>
+        <w:spacing w:before="200" w:after="200"/>
+      </w:pPr>
+    </w:p>
+    <w:p>
+      <w:pPr>
         <w:pStyle w:val="Heading2"/>
-      </w:pPr>
-      <w:r>
+        <w:rPr>
+          <w:color w:val="0099CC"/>
+        </w:rPr>
+        <w:pBdr>
+          <w:bottom w:val="single" w:sz="6" w:space="2" w:color="00BFFF"/>
+        </w:pBdr>
+      </w:pPr>
+      <w:r>
+        <w:rPr>
+          <w:b/>
+          <w:color w:val="0099CC"/>
+          <w:sz w:val="32"/>
+        </w:rPr>
         <w:t xml:space="preserve">10. INTELLECTUAL PROPERTY ASSIGNMENT</w:t>
       </w:r>
     </w:p>
@@ -2117,9 +2496,29 @@
     <w:bookmarkStart w:id="32" w:name="confidentiality-and-non-disclosure"/>
     <w:p>
       <w:pPr>
+        <w:pBdr>
+          <w:top w:val="single" w:sz="18" w:space="1" w:color="F5A623"/>
+          <w:bottom w:val="single" w:sz="6" w:space="1" w:color="0099CC"/>
+        </w:pBdr>
+        <w:spacing w:before="200" w:after="200"/>
+      </w:pPr>
+    </w:p>
+    <w:p>
+      <w:pPr>
         <w:pStyle w:val="Heading2"/>
-      </w:pPr>
-      <w:r>
+        <w:rPr>
+          <w:color w:val="0099CC"/>
+        </w:rPr>
+        <w:pBdr>
+          <w:bottom w:val="single" w:sz="6" w:space="2" w:color="00BFFF"/>
+        </w:pBdr>
+      </w:pPr>
+      <w:r>
+        <w:rPr>
+          <w:b/>
+          <w:color w:val="0099CC"/>
+          <w:sz w:val="32"/>
+        </w:rPr>
         <w:t xml:space="preserve">11. CONFIDENTIALITY AND NON-DISCLOSURE</w:t>
       </w:r>
     </w:p>
@@ -2464,9 +2863,29 @@
     <w:bookmarkStart w:id="33" w:name="non-competition"/>
     <w:p>
       <w:pPr>
+        <w:pBdr>
+          <w:top w:val="single" w:sz="18" w:space="1" w:color="F5A623"/>
+          <w:bottom w:val="single" w:sz="6" w:space="1" w:color="0099CC"/>
+        </w:pBdr>
+        <w:spacing w:before="200" w:after="200"/>
+      </w:pPr>
+    </w:p>
+    <w:p>
+      <w:pPr>
         <w:pStyle w:val="Heading2"/>
-      </w:pPr>
-      <w:r>
+        <w:rPr>
+          <w:color w:val="0099CC"/>
+        </w:rPr>
+        <w:pBdr>
+          <w:bottom w:val="single" w:sz="6" w:space="2" w:color="00BFFF"/>
+        </w:pBdr>
+      </w:pPr>
+      <w:r>
+        <w:rPr>
+          <w:b/>
+          <w:color w:val="0099CC"/>
+          <w:sz w:val="32"/>
+        </w:rPr>
         <w:t xml:space="preserve">12. NON-COMPETITION</w:t>
       </w:r>
     </w:p>
@@ -2673,9 +3092,29 @@
     <w:bookmarkStart w:id="34" w:name="non-solicitation"/>
     <w:p>
       <w:pPr>
+        <w:pBdr>
+          <w:top w:val="single" w:sz="18" w:space="1" w:color="F5A623"/>
+          <w:bottom w:val="single" w:sz="6" w:space="1" w:color="0099CC"/>
+        </w:pBdr>
+        <w:spacing w:before="200" w:after="200"/>
+      </w:pPr>
+    </w:p>
+    <w:p>
+      <w:pPr>
         <w:pStyle w:val="Heading2"/>
-      </w:pPr>
-      <w:r>
+        <w:rPr>
+          <w:color w:val="0099CC"/>
+        </w:rPr>
+        <w:pBdr>
+          <w:bottom w:val="single" w:sz="6" w:space="2" w:color="00BFFF"/>
+        </w:pBdr>
+      </w:pPr>
+      <w:r>
+        <w:rPr>
+          <w:b/>
+          <w:color w:val="0099CC"/>
+          <w:sz w:val="32"/>
+        </w:rPr>
         <w:t xml:space="preserve">13. NON-SOLICITATION</w:t>
       </w:r>
     </w:p>
@@ -2779,9 +3218,29 @@
     <w:bookmarkStart w:id="35" w:name="media-and-public-communications"/>
     <w:p>
       <w:pPr>
+        <w:pBdr>
+          <w:top w:val="single" w:sz="18" w:space="1" w:color="F5A623"/>
+          <w:bottom w:val="single" w:sz="6" w:space="1" w:color="0099CC"/>
+        </w:pBdr>
+        <w:spacing w:before="200" w:after="200"/>
+      </w:pPr>
+    </w:p>
+    <w:p>
+      <w:pPr>
         <w:pStyle w:val="Heading2"/>
-      </w:pPr>
-      <w:r>
+        <w:rPr>
+          <w:color w:val="0099CC"/>
+        </w:rPr>
+        <w:pBdr>
+          <w:bottom w:val="single" w:sz="6" w:space="2" w:color="00BFFF"/>
+        </w:pBdr>
+      </w:pPr>
+      <w:r>
+        <w:rPr>
+          <w:b/>
+          <w:color w:val="0099CC"/>
+          <w:sz w:val="32"/>
+        </w:rPr>
         <w:t xml:space="preserve">14. MEDIA AND PUBLIC COMMUNICATIONS</w:t>
       </w:r>
     </w:p>
@@ -2984,9 +3443,29 @@
     <w:bookmarkStart w:id="36" w:name="data-protection"/>
     <w:p>
       <w:pPr>
+        <w:pBdr>
+          <w:top w:val="single" w:sz="18" w:space="1" w:color="F5A623"/>
+          <w:bottom w:val="single" w:sz="6" w:space="1" w:color="0099CC"/>
+        </w:pBdr>
+        <w:spacing w:before="200" w:after="200"/>
+      </w:pPr>
+    </w:p>
+    <w:p>
+      <w:pPr>
         <w:pStyle w:val="Heading2"/>
-      </w:pPr>
-      <w:r>
+        <w:rPr>
+          <w:color w:val="0099CC"/>
+        </w:rPr>
+        <w:pBdr>
+          <w:bottom w:val="single" w:sz="6" w:space="2" w:color="00BFFF"/>
+        </w:pBdr>
+      </w:pPr>
+      <w:r>
+        <w:rPr>
+          <w:b/>
+          <w:color w:val="0099CC"/>
+          <w:sz w:val="32"/>
+        </w:rPr>
         <w:t xml:space="preserve">15. DATA PROTECTION</w:t>
       </w:r>
     </w:p>
@@ -3294,9 +3773,29 @@
     <w:bookmarkStart w:id="37" w:name="code-of-conduct"/>
     <w:p>
       <w:pPr>
+        <w:pBdr>
+          <w:top w:val="single" w:sz="18" w:space="1" w:color="F5A623"/>
+          <w:bottom w:val="single" w:sz="6" w:space="1" w:color="0099CC"/>
+        </w:pBdr>
+        <w:spacing w:before="200" w:after="200"/>
+      </w:pPr>
+    </w:p>
+    <w:p>
+      <w:pPr>
         <w:pStyle w:val="Heading2"/>
-      </w:pPr>
-      <w:r>
+        <w:rPr>
+          <w:color w:val="0099CC"/>
+        </w:rPr>
+        <w:pBdr>
+          <w:bottom w:val="single" w:sz="6" w:space="2" w:color="00BFFF"/>
+        </w:pBdr>
+      </w:pPr>
+      <w:r>
+        <w:rPr>
+          <w:b/>
+          <w:color w:val="0099CC"/>
+          <w:sz w:val="32"/>
+        </w:rPr>
         <w:t xml:space="preserve">16. CODE OF CONDUCT</w:t>
       </w:r>
     </w:p>
@@ -3415,9 +3914,29 @@
     <w:bookmarkStart w:id="38" w:name="termination"/>
     <w:p>
       <w:pPr>
+        <w:pBdr>
+          <w:top w:val="single" w:sz="18" w:space="1" w:color="F5A623"/>
+          <w:bottom w:val="single" w:sz="6" w:space="1" w:color="0099CC"/>
+        </w:pBdr>
+        <w:spacing w:before="200" w:after="200"/>
+      </w:pPr>
+    </w:p>
+    <w:p>
+      <w:pPr>
         <w:pStyle w:val="Heading2"/>
-      </w:pPr>
-      <w:r>
+        <w:rPr>
+          <w:color w:val="0099CC"/>
+        </w:rPr>
+        <w:pBdr>
+          <w:bottom w:val="single" w:sz="6" w:space="2" w:color="00BFFF"/>
+        </w:pBdr>
+      </w:pPr>
+      <w:r>
+        <w:rPr>
+          <w:b/>
+          <w:color w:val="0099CC"/>
+          <w:sz w:val="32"/>
+        </w:rPr>
         <w:t xml:space="preserve">17. TERMINATION</w:t>
       </w:r>
     </w:p>
@@ -3451,6 +3970,14 @@
         <w:tblW w:type="auto" w:w="0"/>
         <w:tblLook w:firstRow="1" w:lastRow="0" w:firstColumn="0" w:lastColumn="0" w:noHBand="0" w:noVBand="0" w:val="0020"/>
         <w:jc w:val="start"/>
+        <w:tblBorders>
+          <w:top w:val="single" w:sz="4" w:space="0" w:color="B0D4E8"/>
+          <w:left w:val="single" w:sz="4" w:space="0" w:color="B0D4E8"/>
+          <w:bottom w:val="single" w:sz="4" w:space="0" w:color="B0D4E8"/>
+          <w:right w:val="single" w:sz="4" w:space="0" w:color="B0D4E8"/>
+          <w:insideH w:val="single" w:sz="4" w:space="0" w:color="B0D4E8"/>
+          <w:insideV w:val="single" w:sz="4" w:space="0" w:color="B0D4E8"/>
+        </w:tblBorders>
       </w:tblPr>
       <w:tblGrid>
         <w:gridCol w:w="3960"/>
@@ -3461,25 +3988,39 @@
           <w:tblHeader w:val="true"/>
         </w:trPr>
         <w:tc>
-          <w:tcPr/>
+          <w:tcPr>
+            <w:shd w:fill="0099CC" w:val="clear"/>
+          </w:tcPr>
           <w:p>
             <w:pPr>
               <w:pStyle w:val="Compact"/>
               <w:jc w:val="left"/>
             </w:pPr>
             <w:r>
+              <w:rPr>
+                <w:b/>
+                <w:color w:val="FFFFFF"/>
+                <w:sz w:val="20"/>
+              </w:rPr>
               <w:t xml:space="preserve">Length of Service</w:t>
             </w:r>
           </w:p>
         </w:tc>
         <w:tc>
-          <w:tcPr/>
+          <w:tcPr>
+            <w:shd w:fill="0099CC" w:val="clear"/>
+          </w:tcPr>
           <w:p>
             <w:pPr>
               <w:pStyle w:val="Compact"/>
               <w:jc w:val="left"/>
             </w:pPr>
             <w:r>
+              <w:rPr>
+                <w:b/>
+                <w:color w:val="FFFFFF"/>
+                <w:sz w:val="20"/>
+              </w:rPr>
               <w:t xml:space="preserve">Notice Period</w:t>
             </w:r>
           </w:p>
@@ -3487,25 +4028,37 @@
       </w:tr>
       <w:tr>
         <w:tc>
-          <w:tcPr/>
+          <w:tcPr>
+            <w:shd w:fill="FFFFFF" w:val="clear"/>
+          </w:tcPr>
           <w:p>
             <w:pPr>
               <w:pStyle w:val="Compact"/>
               <w:jc w:val="left"/>
             </w:pPr>
             <w:r>
+              <w:rPr>
+                <w:color w:val="1A1A1A"/>
+                <w:sz w:val="19"/>
+              </w:rPr>
               <w:t xml:space="preserve">Less than 2 years</w:t>
             </w:r>
           </w:p>
         </w:tc>
         <w:tc>
-          <w:tcPr/>
+          <w:tcPr>
+            <w:shd w:fill="FFFFFF" w:val="clear"/>
+          </w:tcPr>
           <w:p>
             <w:pPr>
               <w:pStyle w:val="Compact"/>
               <w:jc w:val="left"/>
             </w:pPr>
             <w:r>
+              <w:rPr>
+                <w:color w:val="1A1A1A"/>
+                <w:sz w:val="19"/>
+              </w:rPr>
               <w:t xml:space="preserve">1 month</w:t>
             </w:r>
           </w:p>
@@ -3513,25 +4066,37 @@
       </w:tr>
       <w:tr>
         <w:tc>
-          <w:tcPr/>
+          <w:tcPr>
+            <w:shd w:fill="E8F8FF" w:val="clear"/>
+          </w:tcPr>
           <w:p>
             <w:pPr>
               <w:pStyle w:val="Compact"/>
               <w:jc w:val="left"/>
             </w:pPr>
             <w:r>
+              <w:rPr>
+                <w:color w:val="1A1A1A"/>
+                <w:sz w:val="19"/>
+              </w:rPr>
               <w:t xml:space="preserve">2 years to less than 5 years</w:t>
             </w:r>
           </w:p>
         </w:tc>
         <w:tc>
-          <w:tcPr/>
+          <w:tcPr>
+            <w:shd w:fill="E8F8FF" w:val="clear"/>
+          </w:tcPr>
           <w:p>
             <w:pPr>
               <w:pStyle w:val="Compact"/>
               <w:jc w:val="left"/>
             </w:pPr>
             <w:r>
+              <w:rPr>
+                <w:color w:val="1A1A1A"/>
+                <w:sz w:val="19"/>
+              </w:rPr>
               <w:t xml:space="preserve">2 months</w:t>
             </w:r>
           </w:p>
@@ -3539,25 +4104,37 @@
       </w:tr>
       <w:tr>
         <w:tc>
-          <w:tcPr/>
+          <w:tcPr>
+            <w:shd w:fill="FFFFFF" w:val="clear"/>
+          </w:tcPr>
           <w:p>
             <w:pPr>
               <w:pStyle w:val="Compact"/>
               <w:jc w:val="left"/>
             </w:pPr>
             <w:r>
+              <w:rPr>
+                <w:color w:val="1A1A1A"/>
+                <w:sz w:val="19"/>
+              </w:rPr>
               <w:t xml:space="preserve">5 years or more</w:t>
             </w:r>
           </w:p>
         </w:tc>
         <w:tc>
-          <w:tcPr/>
+          <w:tcPr>
+            <w:shd w:fill="FFFFFF" w:val="clear"/>
+          </w:tcPr>
           <w:p>
             <w:pPr>
               <w:pStyle w:val="Compact"/>
               <w:jc w:val="left"/>
             </w:pPr>
             <w:r>
+              <w:rPr>
+                <w:color w:val="1A1A1A"/>
+                <w:sz w:val="19"/>
+              </w:rPr>
               <w:t xml:space="preserve">3 months</w:t>
             </w:r>
           </w:p>
@@ -3930,9 +4507,29 @@
     <w:bookmarkStart w:id="39" w:name="dispute-resolution"/>
     <w:p>
       <w:pPr>
+        <w:pBdr>
+          <w:top w:val="single" w:sz="18" w:space="1" w:color="F5A623"/>
+          <w:bottom w:val="single" w:sz="6" w:space="1" w:color="0099CC"/>
+        </w:pBdr>
+        <w:spacing w:before="200" w:after="200"/>
+      </w:pPr>
+    </w:p>
+    <w:p>
+      <w:pPr>
         <w:pStyle w:val="Heading2"/>
-      </w:pPr>
-      <w:r>
+        <w:rPr>
+          <w:color w:val="0099CC"/>
+        </w:rPr>
+        <w:pBdr>
+          <w:bottom w:val="single" w:sz="6" w:space="2" w:color="00BFFF"/>
+        </w:pBdr>
+      </w:pPr>
+      <w:r>
+        <w:rPr>
+          <w:b/>
+          <w:color w:val="0099CC"/>
+          <w:sz w:val="32"/>
+        </w:rPr>
         <w:t xml:space="preserve">18. DISPUTE RESOLUTION</w:t>
       </w:r>
     </w:p>
@@ -4043,9 +4640,29 @@
     <w:bookmarkStart w:id="40" w:name="general-provisions"/>
     <w:p>
       <w:pPr>
+        <w:pBdr>
+          <w:top w:val="single" w:sz="18" w:space="1" w:color="F5A623"/>
+          <w:bottom w:val="single" w:sz="6" w:space="1" w:color="0099CC"/>
+        </w:pBdr>
+        <w:spacing w:before="200" w:after="200"/>
+      </w:pPr>
+    </w:p>
+    <w:p>
+      <w:pPr>
         <w:pStyle w:val="Heading2"/>
-      </w:pPr>
-      <w:r>
+        <w:rPr>
+          <w:color w:val="0099CC"/>
+        </w:rPr>
+        <w:pBdr>
+          <w:bottom w:val="single" w:sz="6" w:space="2" w:color="00BFFF"/>
+        </w:pBdr>
+      </w:pPr>
+      <w:r>
+        <w:rPr>
+          <w:b/>
+          <w:color w:val="0099CC"/>
+          <w:sz w:val="32"/>
+        </w:rPr>
         <w:t xml:space="preserve">19. GENERAL PROVISIONS</w:t>
       </w:r>
     </w:p>
@@ -4228,9 +4845,29 @@
     <w:bookmarkStart w:id="41" w:name="declaration"/>
     <w:p>
       <w:pPr>
+        <w:pBdr>
+          <w:top w:val="single" w:sz="18" w:space="1" w:color="F5A623"/>
+          <w:bottom w:val="single" w:sz="6" w:space="1" w:color="0099CC"/>
+        </w:pBdr>
+        <w:spacing w:before="200" w:after="200"/>
+      </w:pPr>
+    </w:p>
+    <w:p>
+      <w:pPr>
         <w:pStyle w:val="Heading2"/>
-      </w:pPr>
-      <w:r>
+        <w:rPr>
+          <w:color w:val="0099CC"/>
+        </w:rPr>
+        <w:pBdr>
+          <w:bottom w:val="single" w:sz="6" w:space="2" w:color="00BFFF"/>
+        </w:pBdr>
+      </w:pPr>
+      <w:r>
+        <w:rPr>
+          <w:b/>
+          <w:color w:val="0099CC"/>
+          <w:sz w:val="32"/>
+        </w:rPr>
         <w:t xml:space="preserve">20. DECLARATION</w:t>
       </w:r>
     </w:p>
@@ -4319,9 +4956,29 @@
     <w:bookmarkStart w:id="42" w:name="signatures"/>
     <w:p>
       <w:pPr>
+        <w:pBdr>
+          <w:top w:val="single" w:sz="18" w:space="1" w:color="F5A623"/>
+          <w:bottom w:val="single" w:sz="6" w:space="1" w:color="0099CC"/>
+        </w:pBdr>
+        <w:spacing w:before="200" w:after="200"/>
+      </w:pPr>
+    </w:p>
+    <w:p>
+      <w:pPr>
         <w:pStyle w:val="Heading2"/>
-      </w:pPr>
-      <w:r>
+        <w:rPr>
+          <w:color w:val="0099CC"/>
+        </w:rPr>
+        <w:pBdr>
+          <w:bottom w:val="single" w:sz="6" w:space="2" w:color="00BFFF"/>
+        </w:pBdr>
+      </w:pPr>
+      <w:r>
+        <w:rPr>
+          <w:b/>
+          <w:color w:val="0099CC"/>
+          <w:sz w:val="32"/>
+        </w:rPr>
         <w:t xml:space="preserve">SIGNATURES</w:t>
       </w:r>
     </w:p>
@@ -4343,6 +5000,14 @@
         <w:tblW w:type="pct" w:w="5000"/>
         <w:tblLook w:firstRow="0" w:lastRow="0" w:firstColumn="0" w:lastColumn="0" w:noHBand="0" w:noVBand="0" w:val="0000"/>
         <w:jc w:val="start"/>
+        <w:tblBorders>
+          <w:top w:val="single" w:sz="4" w:space="0" w:color="B0D4E8"/>
+          <w:left w:val="single" w:sz="4" w:space="0" w:color="B0D4E8"/>
+          <w:bottom w:val="single" w:sz="4" w:space="0" w:color="B0D4E8"/>
+          <w:right w:val="single" w:sz="4" w:space="0" w:color="B0D4E8"/>
+          <w:insideH w:val="single" w:sz="4" w:space="0" w:color="B0D4E8"/>
+          <w:insideV w:val="single" w:sz="4" w:space="0" w:color="B0D4E8"/>
+        </w:tblBorders>
       </w:tblPr>
       <w:tblGrid>
         <w:gridCol w:w="3960"/>
@@ -4350,7 +5015,9 @@
       </w:tblGrid>
       <w:tr>
         <w:tc>
-          <w:tcPr/>
+          <w:tcPr>
+            <w:shd w:fill="0099CC" w:val="clear"/>
+          </w:tcPr>
           <w:p>
             <w:pPr>
               <w:pStyle w:val="Compact"/>
@@ -4360,19 +5027,28 @@
               <w:rPr>
                 <w:bCs/>
                 <w:b/>
+                <w:color w:val="FFFFFF"/>
+                <w:sz w:val="20"/>
               </w:rPr>
               <w:t xml:space="preserve">Name:</w:t>
             </w:r>
           </w:p>
         </w:tc>
         <w:tc>
-          <w:tcPr/>
+          <w:tcPr>
+            <w:shd w:fill="0099CC" w:val="clear"/>
+          </w:tcPr>
           <w:p>
             <w:pPr>
               <w:pStyle w:val="Compact"/>
               <w:jc w:val="left"/>
             </w:pPr>
             <w:r>
+              <w:rPr>
+                <w:b/>
+                <w:color w:val="FFFFFF"/>
+                <w:sz w:val="20"/>
+              </w:rPr>
               <w:t xml:space="preserve">________________________________</w:t>
             </w:r>
           </w:p>
@@ -4380,7 +5056,9 @@
       </w:tr>
       <w:tr>
         <w:tc>
-          <w:tcPr/>
+          <w:tcPr>
+            <w:shd w:fill="FFFFFF" w:val="clear"/>
+          </w:tcPr>
           <w:p>
             <w:pPr>
               <w:pStyle w:val="Compact"/>
@@ -4390,19 +5068,27 @@
               <w:rPr>
                 <w:bCs/>
                 <w:b/>
+                <w:color w:val="1A1A1A"/>
+                <w:sz w:val="19"/>
               </w:rPr>
               <w:t xml:space="preserve">Title:</w:t>
             </w:r>
           </w:p>
         </w:tc>
         <w:tc>
-          <w:tcPr/>
+          <w:tcPr>
+            <w:shd w:fill="FFFFFF" w:val="clear"/>
+          </w:tcPr>
           <w:p>
             <w:pPr>
               <w:pStyle w:val="Compact"/>
               <w:jc w:val="left"/>
             </w:pPr>
             <w:r>
+              <w:rPr>
+                <w:color w:val="1A1A1A"/>
+                <w:sz w:val="19"/>
+              </w:rPr>
               <w:t xml:space="preserve">________________________________</w:t>
             </w:r>
           </w:p>
@@ -4410,7 +5096,9 @@
       </w:tr>
       <w:tr>
         <w:tc>
-          <w:tcPr/>
+          <w:tcPr>
+            <w:shd w:fill="E8F8FF" w:val="clear"/>
+          </w:tcPr>
           <w:p>
             <w:pPr>
               <w:pStyle w:val="Compact"/>
@@ -4420,19 +5108,27 @@
               <w:rPr>
                 <w:bCs/>
                 <w:b/>
+                <w:color w:val="1A1A1A"/>
+                <w:sz w:val="19"/>
               </w:rPr>
               <w:t xml:space="preserve">Signature:</w:t>
             </w:r>
           </w:p>
         </w:tc>
         <w:tc>
-          <w:tcPr/>
+          <w:tcPr>
+            <w:shd w:fill="E8F8FF" w:val="clear"/>
+          </w:tcPr>
           <w:p>
             <w:pPr>
               <w:pStyle w:val="Compact"/>
               <w:jc w:val="left"/>
             </w:pPr>
             <w:r>
+              <w:rPr>
+                <w:color w:val="1A1A1A"/>
+                <w:sz w:val="19"/>
+              </w:rPr>
               <w:t xml:space="preserve">________________________________</w:t>
             </w:r>
           </w:p>
@@ -4440,7 +5136,9 @@
       </w:tr>
       <w:tr>
         <w:tc>
-          <w:tcPr/>
+          <w:tcPr>
+            <w:shd w:fill="FFFFFF" w:val="clear"/>
+          </w:tcPr>
           <w:p>
             <w:pPr>
               <w:pStyle w:val="Compact"/>
@@ -4450,19 +5148,27 @@
               <w:rPr>
                 <w:bCs/>
                 <w:b/>
+                <w:color w:val="1A1A1A"/>
+                <w:sz w:val="19"/>
               </w:rPr>
               <w:t xml:space="preserve">Date:</w:t>
             </w:r>
           </w:p>
         </w:tc>
         <w:tc>
-          <w:tcPr/>
+          <w:tcPr>
+            <w:shd w:fill="FFFFFF" w:val="clear"/>
+          </w:tcPr>
           <w:p>
             <w:pPr>
               <w:pStyle w:val="Compact"/>
               <w:jc w:val="left"/>
             </w:pPr>
             <w:r>
+              <w:rPr>
+                <w:color w:val="1A1A1A"/>
+                <w:sz w:val="19"/>
+              </w:rPr>
               <w:t xml:space="preserve">________________________________</w:t>
             </w:r>
           </w:p>
@@ -4487,6 +5193,14 @@
         <w:tblW w:type="pct" w:w="5000"/>
         <w:tblLook w:firstRow="0" w:lastRow="0" w:firstColumn="0" w:lastColumn="0" w:noHBand="0" w:noVBand="0" w:val="0000"/>
         <w:jc w:val="start"/>
+        <w:tblBorders>
+          <w:top w:val="single" w:sz="4" w:space="0" w:color="B0D4E8"/>
+          <w:left w:val="single" w:sz="4" w:space="0" w:color="B0D4E8"/>
+          <w:bottom w:val="single" w:sz="4" w:space="0" w:color="B0D4E8"/>
+          <w:right w:val="single" w:sz="4" w:space="0" w:color="B0D4E8"/>
+          <w:insideH w:val="single" w:sz="4" w:space="0" w:color="B0D4E8"/>
+          <w:insideV w:val="single" w:sz="4" w:space="0" w:color="B0D4E8"/>
+        </w:tblBorders>
       </w:tblPr>
       <w:tblGrid>
         <w:gridCol w:w="3960"/>
@@ -4494,7 +5208,9 @@
       </w:tblGrid>
       <w:tr>
         <w:tc>
-          <w:tcPr/>
+          <w:tcPr>
+            <w:shd w:fill="0099CC" w:val="clear"/>
+          </w:tcPr>
           <w:p>
             <w:pPr>
               <w:pStyle w:val="Compact"/>
@@ -4504,19 +5220,28 @@
               <w:rPr>
                 <w:bCs/>
                 <w:b/>
+                <w:color w:val="FFFFFF"/>
+                <w:sz w:val="20"/>
               </w:rPr>
               <w:t xml:space="preserve">Name:</w:t>
             </w:r>
           </w:p>
         </w:tc>
         <w:tc>
-          <w:tcPr/>
+          <w:tcPr>
+            <w:shd w:fill="0099CC" w:val="clear"/>
+          </w:tcPr>
           <w:p>
             <w:pPr>
               <w:pStyle w:val="Compact"/>
               <w:jc w:val="left"/>
             </w:pPr>
             <w:r>
+              <w:rPr>
+                <w:b/>
+                <w:color w:val="FFFFFF"/>
+                <w:sz w:val="20"/>
+              </w:rPr>
               <w:t xml:space="preserve">________________________________</w:t>
             </w:r>
           </w:p>
@@ -4524,7 +5249,9 @@
       </w:tr>
       <w:tr>
         <w:tc>
-          <w:tcPr/>
+          <w:tcPr>
+            <w:shd w:fill="FFFFFF" w:val="clear"/>
+          </w:tcPr>
           <w:p>
             <w:pPr>
               <w:pStyle w:val="Compact"/>
@@ -4534,19 +5261,27 @@
               <w:rPr>
                 <w:bCs/>
                 <w:b/>
+                <w:color w:val="1A1A1A"/>
+                <w:sz w:val="19"/>
               </w:rPr>
               <w:t xml:space="preserve">Signature:</w:t>
             </w:r>
           </w:p>
         </w:tc>
         <w:tc>
-          <w:tcPr/>
+          <w:tcPr>
+            <w:shd w:fill="FFFFFF" w:val="clear"/>
+          </w:tcPr>
           <w:p>
             <w:pPr>
               <w:pStyle w:val="Compact"/>
               <w:jc w:val="left"/>
             </w:pPr>
             <w:r>
+              <w:rPr>
+                <w:color w:val="1A1A1A"/>
+                <w:sz w:val="19"/>
+              </w:rPr>
               <w:t xml:space="preserve">________________________________</w:t>
             </w:r>
           </w:p>
@@ -4554,7 +5289,9 @@
       </w:tr>
       <w:tr>
         <w:tc>
-          <w:tcPr/>
+          <w:tcPr>
+            <w:shd w:fill="E8F8FF" w:val="clear"/>
+          </w:tcPr>
           <w:p>
             <w:pPr>
               <w:pStyle w:val="Compact"/>
@@ -4564,19 +5301,27 @@
               <w:rPr>
                 <w:bCs/>
                 <w:b/>
+                <w:color w:val="1A1A1A"/>
+                <w:sz w:val="19"/>
               </w:rPr>
               <w:t xml:space="preserve">Date:</w:t>
             </w:r>
           </w:p>
         </w:tc>
         <w:tc>
-          <w:tcPr/>
+          <w:tcPr>
+            <w:shd w:fill="E8F8FF" w:val="clear"/>
+          </w:tcPr>
           <w:p>
             <w:pPr>
               <w:pStyle w:val="Compact"/>
               <w:jc w:val="left"/>
             </w:pPr>
             <w:r>
+              <w:rPr>
+                <w:color w:val="1A1A1A"/>
+                <w:sz w:val="19"/>
+              </w:rPr>
               <w:t xml:space="preserve">________________________________</w:t>
             </w:r>
           </w:p>
@@ -4601,6 +5346,14 @@
         <w:tblW w:type="pct" w:w="5000"/>
         <w:tblLook w:firstRow="0" w:lastRow="0" w:firstColumn="0" w:lastColumn="0" w:noHBand="0" w:noVBand="0" w:val="0000"/>
         <w:jc w:val="start"/>
+        <w:tblBorders>
+          <w:top w:val="single" w:sz="4" w:space="0" w:color="B0D4E8"/>
+          <w:left w:val="single" w:sz="4" w:space="0" w:color="B0D4E8"/>
+          <w:bottom w:val="single" w:sz="4" w:space="0" w:color="B0D4E8"/>
+          <w:right w:val="single" w:sz="4" w:space="0" w:color="B0D4E8"/>
+          <w:insideH w:val="single" w:sz="4" w:space="0" w:color="B0D4E8"/>
+          <w:insideV w:val="single" w:sz="4" w:space="0" w:color="B0D4E8"/>
+        </w:tblBorders>
       </w:tblPr>
       <w:tblGrid>
         <w:gridCol w:w="3960"/>
@@ -4608,7 +5361,9 @@
       </w:tblGrid>
       <w:tr>
         <w:tc>
-          <w:tcPr/>
+          <w:tcPr>
+            <w:shd w:fill="0099CC" w:val="clear"/>
+          </w:tcPr>
           <w:p>
             <w:pPr>
               <w:pStyle w:val="Compact"/>
@@ -4618,19 +5373,28 @@
               <w:rPr>
                 <w:bCs/>
                 <w:b/>
+                <w:color w:val="FFFFFF"/>
+                <w:sz w:val="20"/>
               </w:rPr>
               <w:t xml:space="preserve">Name:</w:t>
             </w:r>
           </w:p>
         </w:tc>
         <w:tc>
-          <w:tcPr/>
+          <w:tcPr>
+            <w:shd w:fill="0099CC" w:val="clear"/>
+          </w:tcPr>
           <w:p>
             <w:pPr>
               <w:pStyle w:val="Compact"/>
               <w:jc w:val="left"/>
             </w:pPr>
             <w:r>
+              <w:rPr>
+                <w:b/>
+                <w:color w:val="FFFFFF"/>
+                <w:sz w:val="20"/>
+              </w:rPr>
               <w:t xml:space="preserve">________________________________</w:t>
             </w:r>
           </w:p>
@@ -4638,7 +5402,9 @@
       </w:tr>
       <w:tr>
         <w:tc>
-          <w:tcPr/>
+          <w:tcPr>
+            <w:shd w:fill="FFFFFF" w:val="clear"/>
+          </w:tcPr>
           <w:p>
             <w:pPr>
               <w:pStyle w:val="Compact"/>
@@ -4648,19 +5414,27 @@
               <w:rPr>
                 <w:bCs/>
                 <w:b/>
+                <w:color w:val="1A1A1A"/>
+                <w:sz w:val="19"/>
               </w:rPr>
               <w:t xml:space="preserve">Address:</w:t>
             </w:r>
           </w:p>
         </w:tc>
         <w:tc>
-          <w:tcPr/>
+          <w:tcPr>
+            <w:shd w:fill="FFFFFF" w:val="clear"/>
+          </w:tcPr>
           <w:p>
             <w:pPr>
               <w:pStyle w:val="Compact"/>
               <w:jc w:val="left"/>
             </w:pPr>
             <w:r>
+              <w:rPr>
+                <w:color w:val="1A1A1A"/>
+                <w:sz w:val="19"/>
+              </w:rPr>
               <w:t xml:space="preserve">________________________________</w:t>
             </w:r>
           </w:p>
@@ -4668,7 +5442,9 @@
       </w:tr>
       <w:tr>
         <w:tc>
-          <w:tcPr/>
+          <w:tcPr>
+            <w:shd w:fill="E8F8FF" w:val="clear"/>
+          </w:tcPr>
           <w:p>
             <w:pPr>
               <w:pStyle w:val="Compact"/>
@@ -4678,19 +5454,27 @@
               <w:rPr>
                 <w:bCs/>
                 <w:b/>
+                <w:color w:val="1A1A1A"/>
+                <w:sz w:val="19"/>
               </w:rPr>
               <w:t xml:space="preserve">Signature:</w:t>
             </w:r>
           </w:p>
         </w:tc>
         <w:tc>
-          <w:tcPr/>
+          <w:tcPr>
+            <w:shd w:fill="E8F8FF" w:val="clear"/>
+          </w:tcPr>
           <w:p>
             <w:pPr>
               <w:pStyle w:val="Compact"/>
               <w:jc w:val="left"/>
             </w:pPr>
             <w:r>
+              <w:rPr>
+                <w:color w:val="1A1A1A"/>
+                <w:sz w:val="19"/>
+              </w:rPr>
               <w:t xml:space="preserve">________________________________</w:t>
             </w:r>
           </w:p>
@@ -4698,7 +5482,9 @@
       </w:tr>
       <w:tr>
         <w:tc>
-          <w:tcPr/>
+          <w:tcPr>
+            <w:shd w:fill="FFFFFF" w:val="clear"/>
+          </w:tcPr>
           <w:p>
             <w:pPr>
               <w:pStyle w:val="Compact"/>
@@ -4708,19 +5494,27 @@
               <w:rPr>
                 <w:bCs/>
                 <w:b/>
+                <w:color w:val="1A1A1A"/>
+                <w:sz w:val="19"/>
               </w:rPr>
               <w:t xml:space="preserve">Date:</w:t>
             </w:r>
           </w:p>
         </w:tc>
         <w:tc>
-          <w:tcPr/>
+          <w:tcPr>
+            <w:shd w:fill="FFFFFF" w:val="clear"/>
+          </w:tcPr>
           <w:p>
             <w:pPr>
               <w:pStyle w:val="Compact"/>
               <w:jc w:val="left"/>
             </w:pPr>
             <w:r>
+              <w:rPr>
+                <w:color w:val="1A1A1A"/>
+                <w:sz w:val="19"/>
+              </w:rPr>
               <w:t xml:space="preserve">________________________________</w:t>
             </w:r>
           </w:p>
@@ -4738,9 +5532,29 @@
     <w:bookmarkStart w:id="43" w:name="schedule-a-equity-terms"/>
     <w:p>
       <w:pPr>
+        <w:pBdr>
+          <w:top w:val="single" w:sz="18" w:space="1" w:color="F5A623"/>
+          <w:bottom w:val="single" w:sz="6" w:space="1" w:color="0099CC"/>
+        </w:pBdr>
+        <w:spacing w:before="200" w:after="200"/>
+      </w:pPr>
+    </w:p>
+    <w:p>
+      <w:pPr>
         <w:pStyle w:val="Heading2"/>
-      </w:pPr>
-      <w:r>
+        <w:rPr>
+          <w:color w:val="0099CC"/>
+        </w:rPr>
+        <w:pBdr>
+          <w:bottom w:val="single" w:sz="6" w:space="2" w:color="00BFFF"/>
+        </w:pBdr>
+      </w:pPr>
+      <w:r>
+        <w:rPr>
+          <w:b/>
+          <w:color w:val="0099CC"/>
+          <w:sz w:val="32"/>
+        </w:rPr>
         <w:t xml:space="preserve">SCHEDULE A: EQUITY TERMS</w:t>
       </w:r>
     </w:p>
@@ -4762,6 +5576,14 @@
         <w:tblW w:type="pct" w:w="5000"/>
         <w:tblLook w:firstRow="0" w:lastRow="0" w:firstColumn="0" w:lastColumn="0" w:noHBand="0" w:noVBand="0" w:val="0000"/>
         <w:jc w:val="start"/>
+        <w:tblBorders>
+          <w:top w:val="single" w:sz="4" w:space="0" w:color="B0D4E8"/>
+          <w:left w:val="single" w:sz="4" w:space="0" w:color="B0D4E8"/>
+          <w:bottom w:val="single" w:sz="4" w:space="0" w:color="B0D4E8"/>
+          <w:right w:val="single" w:sz="4" w:space="0" w:color="B0D4E8"/>
+          <w:insideH w:val="single" w:sz="4" w:space="0" w:color="B0D4E8"/>
+          <w:insideV w:val="single" w:sz="4" w:space="0" w:color="B0D4E8"/>
+        </w:tblBorders>
       </w:tblPr>
       <w:tblGrid>
         <w:gridCol w:w="3960"/>
@@ -4769,7 +5591,9 @@
       </w:tblGrid>
       <w:tr>
         <w:tc>
-          <w:tcPr/>
+          <w:tcPr>
+            <w:shd w:fill="0099CC" w:val="clear"/>
+          </w:tcPr>
           <w:p>
             <w:pPr>
               <w:pStyle w:val="Compact"/>
@@ -4779,19 +5603,28 @@
               <w:rPr>
                 <w:bCs/>
                 <w:b/>
+                <w:color w:val="FFFFFF"/>
+                <w:sz w:val="20"/>
               </w:rPr>
               <w:t xml:space="preserve">Number of Shares/Options:</w:t>
             </w:r>
           </w:p>
         </w:tc>
         <w:tc>
-          <w:tcPr/>
+          <w:tcPr>
+            <w:shd w:fill="0099CC" w:val="clear"/>
+          </w:tcPr>
           <w:p>
             <w:pPr>
               <w:pStyle w:val="Compact"/>
               <w:jc w:val="left"/>
             </w:pPr>
             <w:r>
+              <w:rPr>
+                <w:b/>
+                <w:color w:val="FFFFFF"/>
+                <w:sz w:val="20"/>
+              </w:rPr>
               <w:t xml:space="preserve">________________________________</w:t>
             </w:r>
           </w:p>
@@ -4799,7 +5632,9 @@
       </w:tr>
       <w:tr>
         <w:tc>
-          <w:tcPr/>
+          <w:tcPr>
+            <w:shd w:fill="FFFFFF" w:val="clear"/>
+          </w:tcPr>
           <w:p>
             <w:pPr>
               <w:pStyle w:val="Compact"/>
@@ -4809,19 +5644,27 @@
               <w:rPr>
                 <w:bCs/>
                 <w:b/>
+                <w:color w:val="1A1A1A"/>
+                <w:sz w:val="19"/>
               </w:rPr>
               <w:t xml:space="preserve">Percentage of Company:</w:t>
             </w:r>
           </w:p>
         </w:tc>
         <w:tc>
-          <w:tcPr/>
+          <w:tcPr>
+            <w:shd w:fill="FFFFFF" w:val="clear"/>
+          </w:tcPr>
           <w:p>
             <w:pPr>
               <w:pStyle w:val="Compact"/>
               <w:jc w:val="left"/>
             </w:pPr>
             <w:r>
+              <w:rPr>
+                <w:color w:val="1A1A1A"/>
+                <w:sz w:val="19"/>
+              </w:rPr>
               <w:t xml:space="preserve">________________________________</w:t>
             </w:r>
           </w:p>
@@ -4829,7 +5672,9 @@
       </w:tr>
       <w:tr>
         <w:tc>
-          <w:tcPr/>
+          <w:tcPr>
+            <w:shd w:fill="E8F8FF" w:val="clear"/>
+          </w:tcPr>
           <w:p>
             <w:pPr>
               <w:pStyle w:val="Compact"/>
@@ -4839,19 +5684,27 @@
               <w:rPr>
                 <w:bCs/>
                 <w:b/>
+                <w:color w:val="1A1A1A"/>
+                <w:sz w:val="19"/>
               </w:rPr>
               <w:t xml:space="preserve">Vesting Period:</w:t>
             </w:r>
           </w:p>
         </w:tc>
         <w:tc>
-          <w:tcPr/>
+          <w:tcPr>
+            <w:shd w:fill="E8F8FF" w:val="clear"/>
+          </w:tcPr>
           <w:p>
             <w:pPr>
               <w:pStyle w:val="Compact"/>
               <w:jc w:val="left"/>
             </w:pPr>
             <w:r>
+              <w:rPr>
+                <w:color w:val="1A1A1A"/>
+                <w:sz w:val="19"/>
+              </w:rPr>
               <w:t xml:space="preserve">5 years from Commencement Date</w:t>
             </w:r>
           </w:p>
@@ -4859,7 +5712,9 @@
       </w:tr>
       <w:tr>
         <w:tc>
-          <w:tcPr/>
+          <w:tcPr>
+            <w:shd w:fill="FFFFFF" w:val="clear"/>
+          </w:tcPr>
           <w:p>
             <w:pPr>
               <w:pStyle w:val="Compact"/>
@@ -4869,19 +5724,27 @@
               <w:rPr>
                 <w:bCs/>
                 <w:b/>
+                <w:color w:val="1A1A1A"/>
+                <w:sz w:val="19"/>
               </w:rPr>
               <w:t xml:space="preserve">Cliff Period:</w:t>
             </w:r>
           </w:p>
         </w:tc>
         <w:tc>
-          <w:tcPr/>
+          <w:tcPr>
+            <w:shd w:fill="FFFFFF" w:val="clear"/>
+          </w:tcPr>
           <w:p>
             <w:pPr>
               <w:pStyle w:val="Compact"/>
               <w:jc w:val="left"/>
             </w:pPr>
             <w:r>
+              <w:rPr>
+                <w:color w:val="1A1A1A"/>
+                <w:sz w:val="19"/>
+              </w:rPr>
               <w:t xml:space="preserve">2 years</w:t>
             </w:r>
           </w:p>
@@ -4889,7 +5752,9 @@
       </w:tr>
       <w:tr>
         <w:tc>
-          <w:tcPr/>
+          <w:tcPr>
+            <w:shd w:fill="E8F8FF" w:val="clear"/>
+          </w:tcPr>
           <w:p>
             <w:pPr>
               <w:pStyle w:val="Compact"/>
@@ -4899,19 +5764,27 @@
               <w:rPr>
                 <w:bCs/>
                 <w:b/>
+                <w:color w:val="1A1A1A"/>
+                <w:sz w:val="19"/>
               </w:rPr>
               <w:t xml:space="preserve">Vesting Schedule:</w:t>
             </w:r>
           </w:p>
         </w:tc>
         <w:tc>
-          <w:tcPr/>
+          <w:tcPr>
+            <w:shd w:fill="E8F8FF" w:val="clear"/>
+          </w:tcPr>
           <w:p>
             <w:pPr>
               <w:pStyle w:val="Compact"/>
               <w:jc w:val="left"/>
             </w:pPr>
             <w:r>
+              <w:rPr>
+                <w:color w:val="1A1A1A"/>
+                <w:sz w:val="19"/>
+              </w:rPr>
               <w:t xml:space="preserve">Monthly/Quarterly after cliff</w:t>
             </w:r>
           </w:p>
@@ -4919,7 +5792,9 @@
       </w:tr>
       <w:tr>
         <w:tc>
-          <w:tcPr/>
+          <w:tcPr>
+            <w:shd w:fill="FFFFFF" w:val="clear"/>
+          </w:tcPr>
           <w:p>
             <w:pPr>
               <w:pStyle w:val="Compact"/>
@@ -4929,19 +5804,27 @@
               <w:rPr>
                 <w:bCs/>
                 <w:b/>
+                <w:color w:val="1A1A1A"/>
+                <w:sz w:val="19"/>
               </w:rPr>
               <w:t xml:space="preserve">Exercise Price:</w:t>
             </w:r>
           </w:p>
         </w:tc>
         <w:tc>
-          <w:tcPr/>
+          <w:tcPr>
+            <w:shd w:fill="FFFFFF" w:val="clear"/>
+          </w:tcPr>
           <w:p>
             <w:pPr>
               <w:pStyle w:val="Compact"/>
               <w:jc w:val="left"/>
             </w:pPr>
             <w:r>
+              <w:rPr>
+                <w:color w:val="1A1A1A"/>
+                <w:sz w:val="19"/>
+              </w:rPr>
               <w:t xml:space="preserve">________________________________</w:t>
             </w:r>
           </w:p>
@@ -4949,7 +5832,9 @@
       </w:tr>
       <w:tr>
         <w:tc>
-          <w:tcPr/>
+          <w:tcPr>
+            <w:shd w:fill="E8F8FF" w:val="clear"/>
+          </w:tcPr>
           <w:p>
             <w:pPr>
               <w:pStyle w:val="Compact"/>
@@ -4959,19 +5844,27 @@
               <w:rPr>
                 <w:bCs/>
                 <w:b/>
+                <w:color w:val="1A1A1A"/>
+                <w:sz w:val="19"/>
               </w:rPr>
               <w:t xml:space="preserve">Exercise Period (post-termination):</w:t>
             </w:r>
           </w:p>
         </w:tc>
         <w:tc>
-          <w:tcPr/>
+          <w:tcPr>
+            <w:shd w:fill="E8F8FF" w:val="clear"/>
+          </w:tcPr>
           <w:p>
             <w:pPr>
               <w:pStyle w:val="Compact"/>
               <w:jc w:val="left"/>
             </w:pPr>
             <w:r>
+              <w:rPr>
+                <w:color w:val="1A1A1A"/>
+                <w:sz w:val="19"/>
+              </w:rPr>
               <w:t xml:space="preserve">12 months (Good Leaver only)</w:t>
             </w:r>
           </w:p>
@@ -4979,7 +5872,9 @@
       </w:tr>
       <w:tr>
         <w:tc>
-          <w:tcPr/>
+          <w:tcPr>
+            <w:shd w:fill="FFFFFF" w:val="clear"/>
+          </w:tcPr>
           <w:p>
             <w:pPr>
               <w:pStyle w:val="Compact"/>
@@ -4989,19 +5884,27 @@
               <w:rPr>
                 <w:bCs/>
                 <w:b/>
+                <w:color w:val="1A1A1A"/>
+                <w:sz w:val="19"/>
               </w:rPr>
               <w:t xml:space="preserve">Good Leaver Events:</w:t>
             </w:r>
           </w:p>
         </w:tc>
         <w:tc>
-          <w:tcPr/>
+          <w:tcPr>
+            <w:shd w:fill="FFFFFF" w:val="clear"/>
+          </w:tcPr>
           <w:p>
             <w:pPr>
               <w:pStyle w:val="Compact"/>
               <w:jc w:val="left"/>
             </w:pPr>
             <w:r>
+              <w:rPr>
+                <w:color w:val="1A1A1A"/>
+                <w:sz w:val="19"/>
+              </w:rPr>
               <w:t xml:space="preserve">Voluntary resignation after cliff, redundancy, death, disability</w:t>
             </w:r>
           </w:p>
@@ -5009,7 +5912,9 @@
       </w:tr>
       <w:tr>
         <w:tc>
-          <w:tcPr/>
+          <w:tcPr>
+            <w:shd w:fill="E8F8FF" w:val="clear"/>
+          </w:tcPr>
           <w:p>
             <w:pPr>
               <w:pStyle w:val="Compact"/>
@@ -5019,19 +5924,27 @@
               <w:rPr>
                 <w:bCs/>
                 <w:b/>
+                <w:color w:val="1A1A1A"/>
+                <w:sz w:val="19"/>
               </w:rPr>
               <w:t xml:space="preserve">Bad Leaver Events:</w:t>
             </w:r>
           </w:p>
         </w:tc>
         <w:tc>
-          <w:tcPr/>
+          <w:tcPr>
+            <w:shd w:fill="E8F8FF" w:val="clear"/>
+          </w:tcPr>
           <w:p>
             <w:pPr>
               <w:pStyle w:val="Compact"/>
               <w:jc w:val="left"/>
             </w:pPr>
             <w:r>
+              <w:rPr>
+                <w:color w:val="1A1A1A"/>
+                <w:sz w:val="19"/>
+              </w:rPr>
               <w:t xml:space="preserve">Gross misconduct, resignation before cliff, material breach</w:t>
             </w:r>
           </w:p>
@@ -5057,9 +5970,29 @@
     <w:bookmarkStart w:id="44" w:name="schedule-b-job-description-and-kpis"/>
     <w:p>
       <w:pPr>
+        <w:pBdr>
+          <w:top w:val="single" w:sz="18" w:space="1" w:color="F5A623"/>
+          <w:bottom w:val="single" w:sz="6" w:space="1" w:color="0099CC"/>
+        </w:pBdr>
+        <w:spacing w:before="200" w:after="200"/>
+      </w:pPr>
+    </w:p>
+    <w:p>
+      <w:pPr>
         <w:pStyle w:val="Heading2"/>
-      </w:pPr>
-      <w:r>
+        <w:rPr>
+          <w:color w:val="0099CC"/>
+        </w:rPr>
+        <w:pBdr>
+          <w:bottom w:val="single" w:sz="6" w:space="2" w:color="00BFFF"/>
+        </w:pBdr>
+      </w:pPr>
+      <w:r>
+        <w:rPr>
+          <w:b/>
+          <w:color w:val="0099CC"/>
+          <w:sz w:val="32"/>
+        </w:rPr>
         <w:t xml:space="preserve">SCHEDULE B: JOB DESCRIPTION AND KPIs</w:t>
       </w:r>
     </w:p>
@@ -5189,6 +6122,14 @@
         <w:tblW w:type="pct" w:w="5000"/>
         <w:tblLook w:firstRow="1" w:lastRow="0" w:firstColumn="0" w:lastColumn="0" w:noHBand="0" w:noVBand="0" w:val="0020"/>
         <w:jc w:val="start"/>
+        <w:tblBorders>
+          <w:top w:val="single" w:sz="4" w:space="0" w:color="B0D4E8"/>
+          <w:left w:val="single" w:sz="4" w:space="0" w:color="B0D4E8"/>
+          <w:bottom w:val="single" w:sz="4" w:space="0" w:color="B0D4E8"/>
+          <w:right w:val="single" w:sz="4" w:space="0" w:color="B0D4E8"/>
+          <w:insideH w:val="single" w:sz="4" w:space="0" w:color="B0D4E8"/>
+          <w:insideV w:val="single" w:sz="4" w:space="0" w:color="B0D4E8"/>
+        </w:tblBorders>
       </w:tblPr>
       <w:tblGrid>
         <w:gridCol w:w="1414"/>
@@ -5200,37 +6141,58 @@
           <w:tblHeader w:val="true"/>
         </w:trPr>
         <w:tc>
-          <w:tcPr/>
+          <w:tcPr>
+            <w:shd w:fill="0099CC" w:val="clear"/>
+          </w:tcPr>
           <w:p>
             <w:pPr>
               <w:pStyle w:val="Compact"/>
               <w:jc w:val="left"/>
             </w:pPr>
             <w:r>
+              <w:rPr>
+                <w:b/>
+                <w:color w:val="FFFFFF"/>
+                <w:sz w:val="20"/>
+              </w:rPr>
               <w:t xml:space="preserve">KPI</w:t>
             </w:r>
           </w:p>
         </w:tc>
         <w:tc>
-          <w:tcPr/>
+          <w:tcPr>
+            <w:shd w:fill="0099CC" w:val="clear"/>
+          </w:tcPr>
           <w:p>
             <w:pPr>
               <w:pStyle w:val="Compact"/>
               <w:jc w:val="left"/>
             </w:pPr>
             <w:r>
+              <w:rPr>
+                <w:b/>
+                <w:color w:val="FFFFFF"/>
+                <w:sz w:val="20"/>
+              </w:rPr>
               <w:t xml:space="preserve">Target</w:t>
             </w:r>
           </w:p>
         </w:tc>
         <w:tc>
-          <w:tcPr/>
+          <w:tcPr>
+            <w:shd w:fill="0099CC" w:val="clear"/>
+          </w:tcPr>
           <w:p>
             <w:pPr>
               <w:pStyle w:val="Compact"/>
               <w:jc w:val="left"/>
             </w:pPr>
             <w:r>
+              <w:rPr>
+                <w:b/>
+                <w:color w:val="FFFFFF"/>
+                <w:sz w:val="20"/>
+              </w:rPr>
               <w:t xml:space="preserve">Review Period</w:t>
             </w:r>
           </w:p>
@@ -5238,37 +6200,55 @@
       </w:tr>
       <w:tr>
         <w:tc>
-          <w:tcPr/>
+          <w:tcPr>
+            <w:shd w:fill="FFFFFF" w:val="clear"/>
+          </w:tcPr>
           <w:p>
             <w:pPr>
               <w:pStyle w:val="Compact"/>
               <w:jc w:val="left"/>
             </w:pPr>
             <w:r>
+              <w:rPr>
+                <w:color w:val="1A1A1A"/>
+                <w:sz w:val="19"/>
+              </w:rPr>
               <w:t xml:space="preserve">__________________</w:t>
             </w:r>
           </w:p>
         </w:tc>
         <w:tc>
-          <w:tcPr/>
+          <w:tcPr>
+            <w:shd w:fill="FFFFFF" w:val="clear"/>
+          </w:tcPr>
           <w:p>
             <w:pPr>
               <w:pStyle w:val="Compact"/>
               <w:jc w:val="left"/>
             </w:pPr>
             <w:r>
+              <w:rPr>
+                <w:color w:val="1A1A1A"/>
+                <w:sz w:val="19"/>
+              </w:rPr>
               <w:t xml:space="preserve">__________________</w:t>
             </w:r>
           </w:p>
         </w:tc>
         <w:tc>
-          <w:tcPr/>
+          <w:tcPr>
+            <w:shd w:fill="FFFFFF" w:val="clear"/>
+          </w:tcPr>
           <w:p>
             <w:pPr>
               <w:pStyle w:val="Compact"/>
               <w:jc w:val="left"/>
             </w:pPr>
             <w:r>
+              <w:rPr>
+                <w:color w:val="1A1A1A"/>
+                <w:sz w:val="19"/>
+              </w:rPr>
               <w:t xml:space="preserve">Quarterly</w:t>
             </w:r>
           </w:p>
@@ -5276,37 +6256,55 @@
       </w:tr>
       <w:tr>
         <w:tc>
-          <w:tcPr/>
+          <w:tcPr>
+            <w:shd w:fill="E8F8FF" w:val="clear"/>
+          </w:tcPr>
           <w:p>
             <w:pPr>
               <w:pStyle w:val="Compact"/>
               <w:jc w:val="left"/>
             </w:pPr>
             <w:r>
+              <w:rPr>
+                <w:color w:val="1A1A1A"/>
+                <w:sz w:val="19"/>
+              </w:rPr>
               <w:t xml:space="preserve">__________________</w:t>
             </w:r>
           </w:p>
         </w:tc>
         <w:tc>
-          <w:tcPr/>
+          <w:tcPr>
+            <w:shd w:fill="E8F8FF" w:val="clear"/>
+          </w:tcPr>
           <w:p>
             <w:pPr>
               <w:pStyle w:val="Compact"/>
               <w:jc w:val="left"/>
             </w:pPr>
             <w:r>
+              <w:rPr>
+                <w:color w:val="1A1A1A"/>
+                <w:sz w:val="19"/>
+              </w:rPr>
               <w:t xml:space="preserve">__________________</w:t>
             </w:r>
           </w:p>
         </w:tc>
         <w:tc>
-          <w:tcPr/>
+          <w:tcPr>
+            <w:shd w:fill="E8F8FF" w:val="clear"/>
+          </w:tcPr>
           <w:p>
             <w:pPr>
               <w:pStyle w:val="Compact"/>
               <w:jc w:val="left"/>
             </w:pPr>
             <w:r>
+              <w:rPr>
+                <w:color w:val="1A1A1A"/>
+                <w:sz w:val="19"/>
+              </w:rPr>
               <w:t xml:space="preserve">Quarterly</w:t>
             </w:r>
           </w:p>
@@ -5314,37 +6312,55 @@
       </w:tr>
       <w:tr>
         <w:tc>
-          <w:tcPr/>
+          <w:tcPr>
+            <w:shd w:fill="FFFFFF" w:val="clear"/>
+          </w:tcPr>
           <w:p>
             <w:pPr>
               <w:pStyle w:val="Compact"/>
               <w:jc w:val="left"/>
             </w:pPr>
             <w:r>
+              <w:rPr>
+                <w:color w:val="1A1A1A"/>
+                <w:sz w:val="19"/>
+              </w:rPr>
               <w:t xml:space="preserve">__________________</w:t>
             </w:r>
           </w:p>
         </w:tc>
         <w:tc>
-          <w:tcPr/>
+          <w:tcPr>
+            <w:shd w:fill="FFFFFF" w:val="clear"/>
+          </w:tcPr>
           <w:p>
             <w:pPr>
               <w:pStyle w:val="Compact"/>
               <w:jc w:val="left"/>
             </w:pPr>
             <w:r>
+              <w:rPr>
+                <w:color w:val="1A1A1A"/>
+                <w:sz w:val="19"/>
+              </w:rPr>
               <w:t xml:space="preserve">__________________</w:t>
             </w:r>
           </w:p>
         </w:tc>
         <w:tc>
-          <w:tcPr/>
+          <w:tcPr>
+            <w:shd w:fill="FFFFFF" w:val="clear"/>
+          </w:tcPr>
           <w:p>
             <w:pPr>
               <w:pStyle w:val="Compact"/>
               <w:jc w:val="left"/>
             </w:pPr>
             <w:r>
+              <w:rPr>
+                <w:color w:val="1A1A1A"/>
+                <w:sz w:val="19"/>
+              </w:rPr>
               <w:t xml:space="preserve">Quarterly</w:t>
             </w:r>
           </w:p>
@@ -5362,9 +6378,29 @@
     <w:bookmarkStart w:id="45" w:name="Xa8c63930acb7e3f176239658d45999cdb110114"/>
     <w:p>
       <w:pPr>
+        <w:pBdr>
+          <w:top w:val="single" w:sz="18" w:space="1" w:color="F5A623"/>
+          <w:bottom w:val="single" w:sz="6" w:space="1" w:color="0099CC"/>
+        </w:pBdr>
+        <w:spacing w:before="200" w:after="200"/>
+      </w:pPr>
+    </w:p>
+    <w:p>
+      <w:pPr>
         <w:pStyle w:val="Heading2"/>
-      </w:pPr>
-      <w:r>
+        <w:rPr>
+          <w:color w:val="0099CC"/>
+        </w:rPr>
+        <w:pBdr>
+          <w:bottom w:val="single" w:sz="6" w:space="2" w:color="00BFFF"/>
+        </w:pBdr>
+      </w:pPr>
+      <w:r>
+        <w:rPr>
+          <w:b/>
+          <w:color w:val="0099CC"/>
+          <w:sz w:val="32"/>
+        </w:rPr>
         <w:t xml:space="preserve">SCHEDULE C: PRE-EXISTING INTELLECTUAL PROPERTY</w:t>
       </w:r>
     </w:p>
@@ -5382,6 +6418,14 @@
         <w:tblW w:type="pct" w:w="5000"/>
         <w:tblLook w:firstRow="1" w:lastRow="0" w:firstColumn="0" w:lastColumn="0" w:noHBand="0" w:noVBand="0" w:val="0020"/>
         <w:jc w:val="start"/>
+        <w:tblBorders>
+          <w:top w:val="single" w:sz="4" w:space="0" w:color="B0D4E8"/>
+          <w:left w:val="single" w:sz="4" w:space="0" w:color="B0D4E8"/>
+          <w:bottom w:val="single" w:sz="4" w:space="0" w:color="B0D4E8"/>
+          <w:right w:val="single" w:sz="4" w:space="0" w:color="B0D4E8"/>
+          <w:insideH w:val="single" w:sz="4" w:space="0" w:color="B0D4E8"/>
+          <w:insideV w:val="single" w:sz="4" w:space="0" w:color="B0D4E8"/>
+        </w:tblBorders>
       </w:tblPr>
       <w:tblGrid>
         <w:gridCol w:w="2640"/>
@@ -5393,37 +6437,58 @@
           <w:tblHeader w:val="true"/>
         </w:trPr>
         <w:tc>
-          <w:tcPr/>
+          <w:tcPr>
+            <w:shd w:fill="0099CC" w:val="clear"/>
+          </w:tcPr>
           <w:p>
             <w:pPr>
               <w:pStyle w:val="Compact"/>
               <w:jc w:val="left"/>
             </w:pPr>
             <w:r>
+              <w:rPr>
+                <w:b/>
+                <w:color w:val="FFFFFF"/>
+                <w:sz w:val="20"/>
+              </w:rPr>
               <w:t xml:space="preserve">Description</w:t>
             </w:r>
           </w:p>
         </w:tc>
         <w:tc>
-          <w:tcPr/>
+          <w:tcPr>
+            <w:shd w:fill="0099CC" w:val="clear"/>
+          </w:tcPr>
           <w:p>
             <w:pPr>
               <w:pStyle w:val="Compact"/>
               <w:jc w:val="left"/>
             </w:pPr>
             <w:r>
+              <w:rPr>
+                <w:b/>
+                <w:color w:val="FFFFFF"/>
+                <w:sz w:val="20"/>
+              </w:rPr>
               <w:t xml:space="preserve">Date Created</w:t>
             </w:r>
           </w:p>
         </w:tc>
         <w:tc>
-          <w:tcPr/>
+          <w:tcPr>
+            <w:shd w:fill="0099CC" w:val="clear"/>
+          </w:tcPr>
           <w:p>
             <w:pPr>
               <w:pStyle w:val="Compact"/>
               <w:jc w:val="left"/>
             </w:pPr>
             <w:r>
+              <w:rPr>
+                <w:b/>
+                <w:color w:val="FFFFFF"/>
+                <w:sz w:val="20"/>
+              </w:rPr>
               <w:t xml:space="preserve">Nature of IP</w:t>
             </w:r>
           </w:p>
@@ -5431,37 +6496,55 @@
       </w:tr>
       <w:tr>
         <w:tc>
-          <w:tcPr/>
+          <w:tcPr>
+            <w:shd w:fill="FFFFFF" w:val="clear"/>
+          </w:tcPr>
           <w:p>
             <w:pPr>
               <w:pStyle w:val="Compact"/>
               <w:jc w:val="left"/>
             </w:pPr>
             <w:r>
+              <w:rPr>
+                <w:color w:val="1A1A1A"/>
+                <w:sz w:val="19"/>
+              </w:rPr>
               <w:t xml:space="preserve">__________________</w:t>
             </w:r>
           </w:p>
         </w:tc>
         <w:tc>
-          <w:tcPr/>
+          <w:tcPr>
+            <w:shd w:fill="FFFFFF" w:val="clear"/>
+          </w:tcPr>
           <w:p>
             <w:pPr>
               <w:pStyle w:val="Compact"/>
               <w:jc w:val="left"/>
             </w:pPr>
             <w:r>
+              <w:rPr>
+                <w:color w:val="1A1A1A"/>
+                <w:sz w:val="19"/>
+              </w:rPr>
               <w:t xml:space="preserve">__________</w:t>
             </w:r>
           </w:p>
         </w:tc>
         <w:tc>
-          <w:tcPr/>
+          <w:tcPr>
+            <w:shd w:fill="FFFFFF" w:val="clear"/>
+          </w:tcPr>
           <w:p>
             <w:pPr>
               <w:pStyle w:val="Compact"/>
               <w:jc w:val="left"/>
             </w:pPr>
             <w:r>
+              <w:rPr>
+                <w:color w:val="1A1A1A"/>
+                <w:sz w:val="19"/>
+              </w:rPr>
               <w:t xml:space="preserve">______________</w:t>
             </w:r>
           </w:p>
@@ -5469,37 +6552,55 @@
       </w:tr>
       <w:tr>
         <w:tc>
-          <w:tcPr/>
+          <w:tcPr>
+            <w:shd w:fill="E8F8FF" w:val="clear"/>
+          </w:tcPr>
           <w:p>
             <w:pPr>
               <w:pStyle w:val="Compact"/>
               <w:jc w:val="left"/>
             </w:pPr>
             <w:r>
+              <w:rPr>
+                <w:color w:val="1A1A1A"/>
+                <w:sz w:val="19"/>
+              </w:rPr>
               <w:t xml:space="preserve">__________________</w:t>
             </w:r>
           </w:p>
         </w:tc>
         <w:tc>
-          <w:tcPr/>
+          <w:tcPr>
+            <w:shd w:fill="E8F8FF" w:val="clear"/>
+          </w:tcPr>
           <w:p>
             <w:pPr>
               <w:pStyle w:val="Compact"/>
               <w:jc w:val="left"/>
             </w:pPr>
             <w:r>
+              <w:rPr>
+                <w:color w:val="1A1A1A"/>
+                <w:sz w:val="19"/>
+              </w:rPr>
               <w:t xml:space="preserve">__________</w:t>
             </w:r>
           </w:p>
         </w:tc>
         <w:tc>
-          <w:tcPr/>
+          <w:tcPr>
+            <w:shd w:fill="E8F8FF" w:val="clear"/>
+          </w:tcPr>
           <w:p>
             <w:pPr>
               <w:pStyle w:val="Compact"/>
               <w:jc w:val="left"/>
             </w:pPr>
             <w:r>
+              <w:rPr>
+                <w:color w:val="1A1A1A"/>
+                <w:sz w:val="19"/>
+              </w:rPr>
               <w:t xml:space="preserve">______________</w:t>
             </w:r>
           </w:p>
@@ -5559,9 +6660,29 @@
     <w:bookmarkStart w:id="46" w:name="X30791719a97ad9f30743c5e26b7ff6cae9bfefe"/>
     <w:p>
       <w:pPr>
+        <w:pBdr>
+          <w:top w:val="single" w:sz="18" w:space="1" w:color="F5A623"/>
+          <w:bottom w:val="single" w:sz="6" w:space="1" w:color="0099CC"/>
+        </w:pBdr>
+        <w:spacing w:before="200" w:after="200"/>
+      </w:pPr>
+    </w:p>
+    <w:p>
+      <w:pPr>
         <w:pStyle w:val="Heading2"/>
-      </w:pPr>
-      <w:r>
+        <w:rPr>
+          <w:color w:val="0099CC"/>
+        </w:rPr>
+        <w:pBdr>
+          <w:bottom w:val="single" w:sz="6" w:space="2" w:color="00BFFF"/>
+        </w:pBdr>
+      </w:pPr>
+      <w:r>
+        <w:rPr>
+          <w:b/>
+          <w:color w:val="0099CC"/>
+          <w:sz w:val="32"/>
+        </w:rPr>
         <w:t xml:space="preserve">SCHEDULE D: DATA PROTECTION PRIVACY NOTICE</w:t>
       </w:r>
     </w:p>
@@ -5793,6 +6914,29 @@
         <w:right w:val="single" w:sz="18" w:space="24" w:color="E08A00"/>
       </w:pgBorders>
     </w:sectPr>
+    <w:p>
+      <w:pPr>
+        <w:pBdr>
+          <w:top w:val="single" w:sz="36" w:space="1" w:color="F5A623"/>
+          <w:bottom w:val="single" w:sz="12" w:space="0" w:color="00BFFF"/>
+        </w:pBdr>
+        <w:spacing w:before="300" w:after="0"/>
+      </w:pPr>
+    </w:p>
+    <w:p>
+      <w:pPr>
+        <w:jc w:val="center"/>
+        <w:spacing w:before="60" w:after="0"/>
+      </w:pPr>
+      <w:r>
+        <w:rPr>
+          <w:color w:val="0099CC"/>
+          <w:sz w:val="16"/>
+          <w:szCs w:val="16"/>
+        </w:rPr>
+        <w:t xml:space="preserve">PECH Group Holdings Ltd  |  Lagos, Nigeria  |  pechgroupholdings.tech</w:t>
+      </w:r>
+    </w:p>
   </w:body>
 </w:document>
 </file>

--- a/contracts/PECH_FULL_TIME_EMPLOYMENT_CONTRACT.docx
+++ b/contracts/PECH_FULL_TIME_EMPLOYMENT_CONTRACT.docx
@@ -60,81 +60,40 @@
     </w:p>
     <w:p>
       <w:pPr>
-        <w:pStyle w:val="Title"/>
-      </w:pPr>
-      <w:r>
-        <w:t xml:space="preserve">FULL-TIME</w:t>
-      </w:r>
-      <w:r>
-        <w:t xml:space="preserve"> </w:t>
-      </w:r>
-      <w:r>
-        <w:t xml:space="preserve">EMPLOYMENT</w:t>
-      </w:r>
-      <w:r>
-        <w:t xml:space="preserve"> </w:t>
-      </w:r>
-      <w:r>
-        <w:t xml:space="preserve">CONTRACT</w:t>
-      </w:r>
-    </w:p>
-    <w:p>
-      <w:pPr>
-        <w:pStyle w:val="Subtitle"/>
-      </w:pPr>
-      <w:r>
-        <w:t xml:space="preserve">PECH</w:t>
-      </w:r>
-      <w:r>
-        <w:t xml:space="preserve"> </w:t>
-      </w:r>
-      <w:r>
-        <w:t xml:space="preserve">Group</w:t>
-      </w:r>
-      <w:r>
-        <w:t xml:space="preserve"> </w:t>
-      </w:r>
-      <w:r>
-        <w:t xml:space="preserve">Holdings</w:t>
-      </w:r>
-      <w:r>
-        <w:t xml:space="preserve"> </w:t>
-      </w:r>
-      <w:r>
-        <w:t xml:space="preserve">Ltd</w:t>
-      </w:r>
-    </w:p>
-    <w:bookmarkStart w:id="20" w:name="pech-group-holdings-ltd"/>
-    <w:p>
-      <w:pPr>
-        <w:pStyle w:val="Heading1"/>
-        <w:rPr>
-          <w:color w:val="0099CC"/>
-        </w:rPr>
-        <w:pBdr>
-          <w:bottom w:val="single" w:sz="18" w:space="2" w:color="F5A623"/>
-        </w:pBdr>
-      </w:pPr>
-      <w:r>
-        <w:rPr>
-          <w:b/>
-          <w:color w:val="0099CC"/>
-          <w:sz w:val="44"/>
-        </w:rPr>
-        <w:t xml:space="preserve">PECH GROUP HOLDINGS LTD</w:t>
-      </w:r>
-    </w:p>
-    <w:p>
-      <w:pPr>
         <w:pStyle w:val="FirstParagraph"/>
       </w:pPr>
       <w:r>
-        <w:rPr>
-          <w:bCs/>
-          <w:b/>
-        </w:rPr>
-        <w:t xml:space="preserve">Full-Time Employment Contract</w:t>
-      </w:r>
+        <w:t xml:space="preserve">📋</w:t>
+      </w:r>
+    </w:p>
+    <w:p>
+      <w:pPr>
+        <w:pStyle w:val="BodyText"/>
+      </w:pPr>
+      <w:r>
+        <w:t xml:space="preserve">FULL-TIME EMPLOYMENT CONTRACT</w:t>
+      </w:r>
+    </w:p>
+    <w:p>
+      <w:pPr>
+        <w:pStyle w:val="BodyText"/>
+      </w:pPr>
+      <w:r>
+        <w:t xml:space="preserve">PECH Group Holdings Ltd</w:t>
+      </w:r>
+    </w:p>
+    <w:p>
+      <w:pPr>
+        <w:pStyle w:val="BodyText"/>
+      </w:pPr>
+      <w:r>
+        <w:t xml:space="preserve"> </w:t>
+      </w:r>
+    </w:p>
+    <w:p>
+      <w:pPr>
+        <w:pStyle w:val="BodyText"/>
+      </w:pPr>
     </w:p>
     <w:p>
       <w:r>
@@ -143,27 +102,7 @@
         </w:pict>
       </w:r>
     </w:p>
-    <w:p>
-      <w:pPr>
-        <w:pStyle w:val="FirstParagraph"/>
-      </w:pPr>
-      <w:r>
-        <w:rPr>
-          <w:bCs/>
-          <w:b/>
-        </w:rPr>
-        <w:t xml:space="preserve">CONFIDENTIAL</w:t>
-      </w:r>
-    </w:p>
-    <w:bookmarkEnd w:id="20"/>
-    <w:p>
-      <w:r>
-        <w:pict>
-          <v:rect style="width:0;height:1.5pt" o:hralign="center" o:hrstd="t" o:hr="t"/>
-        </w:pict>
-      </w:r>
-    </w:p>
-    <w:bookmarkStart w:id="21" w:name="employment-contract"/>
+    <w:bookmarkStart w:id="20" w:name="employment-contract"/>
     <w:p>
       <w:pPr>
         <w:pBdr>
@@ -551,8 +490,8 @@
         </w:pict>
       </w:r>
     </w:p>
-    <w:bookmarkEnd w:id="21"/>
-    <w:bookmarkStart w:id="22" w:name="definitions-and-interpretation"/>
+    <w:bookmarkEnd w:id="20"/>
+    <w:bookmarkStart w:id="21" w:name="definitions-and-interpretation"/>
     <w:p>
       <w:pPr>
         <w:pBdr>
@@ -939,8 +878,8 @@
         </w:pict>
       </w:r>
     </w:p>
-    <w:bookmarkEnd w:id="22"/>
-    <w:bookmarkStart w:id="23" w:name="appointment-and-position"/>
+    <w:bookmarkEnd w:id="21"/>
+    <w:bookmarkStart w:id="22" w:name="appointment-and-position"/>
     <w:p>
       <w:pPr>
         <w:pBdr>
@@ -1078,8 +1017,8 @@
         </w:pict>
       </w:r>
     </w:p>
-    <w:bookmarkEnd w:id="23"/>
-    <w:bookmarkStart w:id="24" w:name="commencement-and-probation"/>
+    <w:bookmarkEnd w:id="22"/>
+    <w:bookmarkStart w:id="23" w:name="commencement-and-probation"/>
     <w:p>
       <w:pPr>
         <w:pBdr>
@@ -1225,8 +1164,8 @@
         </w:pict>
       </w:r>
     </w:p>
-    <w:bookmarkEnd w:id="24"/>
-    <w:bookmarkStart w:id="25" w:name="place-of-work"/>
+    <w:bookmarkEnd w:id="23"/>
+    <w:bookmarkStart w:id="24" w:name="place-of-work"/>
     <w:p>
       <w:pPr>
         <w:pBdr>
@@ -1310,8 +1249,8 @@
         </w:pict>
       </w:r>
     </w:p>
-    <w:bookmarkEnd w:id="25"/>
-    <w:bookmarkStart w:id="26" w:name="working-hours"/>
+    <w:bookmarkEnd w:id="24"/>
+    <w:bookmarkStart w:id="25" w:name="working-hours"/>
     <w:p>
       <w:pPr>
         <w:pBdr>
@@ -1395,8 +1334,8 @@
         </w:pict>
       </w:r>
     </w:p>
-    <w:bookmarkEnd w:id="26"/>
-    <w:bookmarkStart w:id="27" w:name="remuneration"/>
+    <w:bookmarkEnd w:id="25"/>
+    <w:bookmarkStart w:id="26" w:name="remuneration"/>
     <w:p>
       <w:pPr>
         <w:pBdr>
@@ -1670,8 +1609,8 @@
         </w:pict>
       </w:r>
     </w:p>
-    <w:bookmarkEnd w:id="27"/>
-    <w:bookmarkStart w:id="28" w:name="X34b723a3530a9f5bde64d0448d76e1d8bd72b09"/>
+    <w:bookmarkEnd w:id="26"/>
+    <w:bookmarkStart w:id="27" w:name="X34b723a3530a9f5bde64d0448d76e1d8bd72b09"/>
     <w:p>
       <w:pPr>
         <w:pBdr>
@@ -1894,8 +1833,8 @@
         </w:pict>
       </w:r>
     </w:p>
-    <w:bookmarkEnd w:id="28"/>
-    <w:bookmarkStart w:id="29" w:name="statutory-benefits"/>
+    <w:bookmarkEnd w:id="27"/>
+    <w:bookmarkStart w:id="28" w:name="statutory-benefits"/>
     <w:p>
       <w:pPr>
         <w:pBdr>
@@ -2035,8 +1974,8 @@
         </w:pict>
       </w:r>
     </w:p>
-    <w:bookmarkEnd w:id="29"/>
-    <w:bookmarkStart w:id="30" w:name="additional-benefits"/>
+    <w:bookmarkEnd w:id="28"/>
+    <w:bookmarkStart w:id="29" w:name="additional-benefits"/>
     <w:p>
       <w:pPr>
         <w:pBdr>
@@ -2216,8 +2155,8 @@
         </w:pict>
       </w:r>
     </w:p>
-    <w:bookmarkEnd w:id="30"/>
-    <w:bookmarkStart w:id="31" w:name="intellectual-property-assignment"/>
+    <w:bookmarkEnd w:id="29"/>
+    <w:bookmarkStart w:id="30" w:name="intellectual-property-assignment"/>
     <w:p>
       <w:pPr>
         <w:pBdr>
@@ -2492,8 +2431,8 @@
         </w:pict>
       </w:r>
     </w:p>
-    <w:bookmarkEnd w:id="31"/>
-    <w:bookmarkStart w:id="32" w:name="confidentiality-and-non-disclosure"/>
+    <w:bookmarkEnd w:id="30"/>
+    <w:bookmarkStart w:id="31" w:name="confidentiality-and-non-disclosure"/>
     <w:p>
       <w:pPr>
         <w:pBdr>
@@ -2859,8 +2798,8 @@
         </w:pict>
       </w:r>
     </w:p>
-    <w:bookmarkEnd w:id="32"/>
-    <w:bookmarkStart w:id="33" w:name="non-competition"/>
+    <w:bookmarkEnd w:id="31"/>
+    <w:bookmarkStart w:id="32" w:name="non-competition"/>
     <w:p>
       <w:pPr>
         <w:pBdr>
@@ -3088,8 +3027,8 @@
         </w:pict>
       </w:r>
     </w:p>
-    <w:bookmarkEnd w:id="33"/>
-    <w:bookmarkStart w:id="34" w:name="non-solicitation"/>
+    <w:bookmarkEnd w:id="32"/>
+    <w:bookmarkStart w:id="33" w:name="non-solicitation"/>
     <w:p>
       <w:pPr>
         <w:pBdr>
@@ -3214,8 +3153,8 @@
         </w:pict>
       </w:r>
     </w:p>
-    <w:bookmarkEnd w:id="34"/>
-    <w:bookmarkStart w:id="35" w:name="media-and-public-communications"/>
+    <w:bookmarkEnd w:id="33"/>
+    <w:bookmarkStart w:id="34" w:name="media-and-public-communications"/>
     <w:p>
       <w:pPr>
         <w:pBdr>
@@ -3439,8 +3378,8 @@
         </w:pict>
       </w:r>
     </w:p>
-    <w:bookmarkEnd w:id="35"/>
-    <w:bookmarkStart w:id="36" w:name="data-protection"/>
+    <w:bookmarkEnd w:id="34"/>
+    <w:bookmarkStart w:id="35" w:name="data-protection"/>
     <w:p>
       <w:pPr>
         <w:pBdr>
@@ -3769,8 +3708,8 @@
         </w:pict>
       </w:r>
     </w:p>
-    <w:bookmarkEnd w:id="36"/>
-    <w:bookmarkStart w:id="37" w:name="code-of-conduct"/>
+    <w:bookmarkEnd w:id="35"/>
+    <w:bookmarkStart w:id="36" w:name="code-of-conduct"/>
     <w:p>
       <w:pPr>
         <w:pBdr>
@@ -3910,8 +3849,8 @@
         </w:pict>
       </w:r>
     </w:p>
-    <w:bookmarkEnd w:id="37"/>
-    <w:bookmarkStart w:id="38" w:name="termination"/>
+    <w:bookmarkEnd w:id="36"/>
+    <w:bookmarkStart w:id="37" w:name="termination"/>
     <w:p>
       <w:pPr>
         <w:pBdr>
@@ -4503,8 +4442,8 @@
         </w:pict>
       </w:r>
     </w:p>
-    <w:bookmarkEnd w:id="38"/>
-    <w:bookmarkStart w:id="39" w:name="dispute-resolution"/>
+    <w:bookmarkEnd w:id="37"/>
+    <w:bookmarkStart w:id="38" w:name="dispute-resolution"/>
     <w:p>
       <w:pPr>
         <w:pBdr>
@@ -4636,8 +4575,8 @@
         </w:pict>
       </w:r>
     </w:p>
-    <w:bookmarkEnd w:id="39"/>
-    <w:bookmarkStart w:id="40" w:name="general-provisions"/>
+    <w:bookmarkEnd w:id="38"/>
+    <w:bookmarkStart w:id="39" w:name="general-provisions"/>
     <w:p>
       <w:pPr>
         <w:pBdr>
@@ -4841,8 +4780,8 @@
         </w:pict>
       </w:r>
     </w:p>
-    <w:bookmarkEnd w:id="40"/>
-    <w:bookmarkStart w:id="41" w:name="declaration"/>
+    <w:bookmarkEnd w:id="39"/>
+    <w:bookmarkStart w:id="40" w:name="declaration"/>
     <w:p>
       <w:pPr>
         <w:pBdr>
@@ -4952,8 +4891,8 @@
         </w:pict>
       </w:r>
     </w:p>
-    <w:bookmarkEnd w:id="41"/>
-    <w:bookmarkStart w:id="42" w:name="signatures"/>
+    <w:bookmarkEnd w:id="40"/>
+    <w:bookmarkStart w:id="41" w:name="signatures"/>
     <w:p>
       <w:pPr>
         <w:pBdr>
@@ -5528,8 +5467,8 @@
         </w:pict>
       </w:r>
     </w:p>
-    <w:bookmarkEnd w:id="42"/>
-    <w:bookmarkStart w:id="43" w:name="schedule-a-equity-terms"/>
+    <w:bookmarkEnd w:id="41"/>
+    <w:bookmarkStart w:id="42" w:name="schedule-a-equity-terms"/>
     <w:p>
       <w:pPr>
         <w:pBdr>
@@ -5966,8 +5905,8 @@
         </w:pict>
       </w:r>
     </w:p>
-    <w:bookmarkEnd w:id="43"/>
-    <w:bookmarkStart w:id="44" w:name="schedule-b-job-description-and-kpis"/>
+    <w:bookmarkEnd w:id="42"/>
+    <w:bookmarkStart w:id="43" w:name="schedule-b-job-description-and-kpis"/>
     <w:p>
       <w:pPr>
         <w:pBdr>
@@ -6374,8 +6313,8 @@
         </w:pict>
       </w:r>
     </w:p>
-    <w:bookmarkEnd w:id="44"/>
-    <w:bookmarkStart w:id="45" w:name="Xa8c63930acb7e3f176239658d45999cdb110114"/>
+    <w:bookmarkEnd w:id="43"/>
+    <w:bookmarkStart w:id="44" w:name="Xa8c63930acb7e3f176239658d45999cdb110114"/>
     <w:p>
       <w:pPr>
         <w:pBdr>
@@ -6656,8 +6595,8 @@
         </w:pict>
       </w:r>
     </w:p>
-    <w:bookmarkEnd w:id="45"/>
-    <w:bookmarkStart w:id="46" w:name="X30791719a97ad9f30743c5e26b7ff6cae9bfefe"/>
+    <w:bookmarkEnd w:id="44"/>
+    <w:bookmarkStart w:id="45" w:name="X30791719a97ad9f30743c5e26b7ff6cae9bfefe"/>
     <w:p>
       <w:pPr>
         <w:pBdr>
@@ -6905,15 +6844,8 @@
         <w:t xml:space="preserve">PECH Group Holdings Ltd | Confidential | pechgroupholdings.tech</w:t>
       </w:r>
     </w:p>
-    <w:bookmarkEnd w:id="46"/>
-    <w:sectPr>
-      <w:pgBorders w:offsetFrom="page">
-        <w:top w:val="single" w:sz="18" w:space="24" w:color="00BFFF"/>
-        <w:left w:val="single" w:sz="18" w:space="24" w:color="0099CC"/>
-        <w:bottom w:val="single" w:sz="18" w:space="24" w:color="F5A623"/>
-        <w:right w:val="single" w:sz="18" w:space="24" w:color="E08A00"/>
-      </w:pgBorders>
-    </w:sectPr>
+    <w:bookmarkEnd w:id="45"/>
+    <w:sectPr/>
     <w:p>
       <w:pPr>
         <w:pBdr>
